--- a/projects/valuepickr-open-screen/docs/Rossell Techsys.docx
+++ b/projects/valuepickr-open-screen/docs/Rossell Techsys.docx
@@ -32,7 +32,7 @@
           <w:sz w:val="22"/>
           <w:szCs w:val="22"/>
         </w:rPr>
-        <w:t xml:space="preserve">Defence/aerospace interconnect and MRO supplier (demerged from Rossell India) posting explosive 145% YoY revenue growth on the Make-in-India defence-indigenization wave, but with weak ROCE (~7%), thin margins and a rich ~30x book valuation.</w:t>
+        <w:t xml:space="preserve">Defence/aerospace interconnect and MRO supplier (demerged from Rossell India) riding India's defence-indigenization wave with a Rs 800 Cr order book (5.2x quarterly revenue) and a new global-semiconductor-OEM diversification, but ROCE remains weak (~7-8%), margins are still below management's own 15-22% guided band, leverage is high (~6.5x net debt/EBITDA pre-raise) and the stock trades at an extreme ~196x trailing P/E / ~33x book.</w:t>
       </w:r>
     </w:p>
     <w:p>
@@ -49,7 +49,7 @@
         <w:spacing w:after="120"/>
       </w:pPr>
       <w:r>
-        <w:t xml:space="preserve">Rossell Techsys Ltd (NSE: ROSSTECH), demerged/listed out of Rossell India, supplies interconnect solutions, limited manufacturing services, repair/rework of electrical panels and sub-assemblies, and test/after-market services for military aerospace and defence platforms. Entity confirmed via screener.in (ticker ROSSTECH). Seeded 2026-09-13 via untrusted X triage (@rishithegreat41, medium conviction).</w:t>
+        <w:t xml:space="preserve">Rossell Techsys Ltd (NSE/BSE: ROSSTECH), demerged from Rossell India Ltd (spun off Aug 2024, listed separately Dec 9 2024), supplies interconnect solutions, limited manufacturing services, repair/rework of electrical panels and sub-assemblies, and test/after-market services for military-aerospace and defence platforms. Traces to a 2008 Rossell India division (Vankesh Avionics Technologies, renamed Rossell Techsys in 2011). Newly diversifying: onboarded a major global semiconductor OEM after a qualification process, with revenue expected from Q2 FY27. Entity confirmed via screener.in (ticker ROSSTECH). Seeded 2026-09-13 via untrusted X triage (@rishithegreat41, medium conviction).</w:t>
       </w:r>
     </w:p>
     <w:p>
@@ -99,34 +99,34 @@
           </w:tcPr>
           <w:p>
             <w:r>
-              <w:t xml:space="preserve">~Rs 4,600 Cr (up ~78% in 1 year)</w:t>
-            </w:r>
-          </w:p>
-        </w:tc>
-      </w:tr>
-      <w:tr>
-        <w:tc>
-          <w:tcPr>
-            <w:tcW w:type="dxa" w:w="3200"/>
-            <w:shd w:fill="F2F2F2" w:val="clear"/>
-          </w:tcPr>
-          <w:p>
-            <w:r>
-              <w:rPr>
-                <w:b/>
-                <w:bCs/>
-              </w:rPr>
-              <w:t xml:space="preserve">Revenue / Profit (TTM)</w:t>
-            </w:r>
-          </w:p>
-        </w:tc>
-        <w:tc>
-          <w:tcPr>
-            <w:tcW w:type="dxa" w:w="5800"/>
-          </w:tcPr>
-          <w:p>
-            <w:r>
-              <w:t xml:space="preserve">Rs 552 Cr / Rs 25.7 Cr (net margin ~4.7%)</w:t>
+              <w:t xml:space="preserve">~Rs 5,180 Cr (price ~Rs 1,374, 18-Sep-26)</w:t>
+            </w:r>
+          </w:p>
+        </w:tc>
+      </w:tr>
+      <w:tr>
+        <w:tc>
+          <w:tcPr>
+            <w:tcW w:type="dxa" w:w="3200"/>
+            <w:shd w:fill="F2F2F2" w:val="clear"/>
+          </w:tcPr>
+          <w:p>
+            <w:r>
+              <w:rPr>
+                <w:b/>
+                <w:bCs/>
+              </w:rPr>
+              <w:t xml:space="preserve">Revenue / Profit (Q1 FY27)</w:t>
+            </w:r>
+          </w:p>
+        </w:tc>
+        <w:tc>
+          <w:tcPr>
+            <w:tcW w:type="dxa" w:w="5800"/>
+          </w:tcPr>
+          <w:p>
+            <w:r>
+              <w:t xml:space="preserve">Rs 154.7 Cr / net profit Rs 6.98 Cr (+134.5% YoY); EBITDA Rs 23.3 Cr (+95% YoY), EBITDA margin ~15.1%</w:t>
             </w:r>
           </w:p>
         </w:tc>
@@ -153,61 +153,61 @@
           </w:tcPr>
           <w:p>
             <w:r>
-              <w:t xml:space="preserve">~145% YoY (Q2 FY26)</w:t>
-            </w:r>
-          </w:p>
-        </w:tc>
-      </w:tr>
-      <w:tr>
-        <w:tc>
-          <w:tcPr>
-            <w:tcW w:type="dxa" w:w="3200"/>
-            <w:shd w:fill="F2F2F2" w:val="clear"/>
-          </w:tcPr>
-          <w:p>
-            <w:r>
-              <w:rPr>
-                <w:b/>
-                <w:bCs/>
-              </w:rPr>
-              <w:t xml:space="preserve">ROE / ROCE (3yr avg)</w:t>
-            </w:r>
-          </w:p>
-        </w:tc>
-        <w:tc>
-          <w:tcPr>
-            <w:tcW w:type="dxa" w:w="5800"/>
-          </w:tcPr>
-          <w:p>
-            <w:r>
-              <w:t xml:space="preserve">10.4% / ~7.2%</w:t>
-            </w:r>
-          </w:p>
-        </w:tc>
-      </w:tr>
-      <w:tr>
-        <w:tc>
-          <w:tcPr>
-            <w:tcW w:type="dxa" w:w="3200"/>
-            <w:shd w:fill="F2F2F2" w:val="clear"/>
-          </w:tcPr>
-          <w:p>
-            <w:r>
-              <w:rPr>
-                <w:b/>
-                <w:bCs/>
-              </w:rPr>
-              <w:t xml:space="preserve">Debt / equity</w:t>
-            </w:r>
-          </w:p>
-        </w:tc>
-        <w:tc>
-          <w:tcPr>
-            <w:tcW w:type="dxa" w:w="5800"/>
-          </w:tcPr>
-          <w:p>
-            <w:r>
-              <w:t xml:space="preserve">~1.82 (above industry average)</w:t>
+              <w:t xml:space="preserve">FY24-FY26 revenue Rs 217 Cr -&gt; Rs 260 Cr -&gt; Rs 485 Cr (revenue nearly doubled in FY26); Q1 FY27 +78% YoY (Rs 87 Cr -&gt; Rs 155 Cr)</w:t>
+            </w:r>
+          </w:p>
+        </w:tc>
+      </w:tr>
+      <w:tr>
+        <w:tc>
+          <w:tcPr>
+            <w:tcW w:type="dxa" w:w="3200"/>
+            <w:shd w:fill="F2F2F2" w:val="clear"/>
+          </w:tcPr>
+          <w:p>
+            <w:r>
+              <w:rPr>
+                <w:b/>
+                <w:bCs/>
+              </w:rPr>
+              <w:t xml:space="preserve">ROE / ROCE</w:t>
+            </w:r>
+          </w:p>
+        </w:tc>
+        <w:tc>
+          <w:tcPr>
+            <w:tcW w:type="dxa" w:w="5800"/>
+          </w:tcPr>
+          <w:p>
+            <w:r>
+              <w:t xml:space="preserve">3-yr avg ROCE ~7.8% (a Q2 FY26 print as low as ~6.0%); returns have not caught up with the revenue growth story</w:t>
+            </w:r>
+          </w:p>
+        </w:tc>
+      </w:tr>
+      <w:tr>
+        <w:tc>
+          <w:tcPr>
+            <w:tcW w:type="dxa" w:w="3200"/>
+            <w:shd w:fill="F2F2F2" w:val="clear"/>
+          </w:tcPr>
+          <w:p>
+            <w:r>
+              <w:rPr>
+                <w:b/>
+                <w:bCs/>
+              </w:rPr>
+              <w:t xml:space="preserve">Debt / leverage</w:t>
+            </w:r>
+          </w:p>
+        </w:tc>
+        <w:tc>
+          <w:tcPr>
+            <w:tcW w:type="dxa" w:w="5800"/>
+          </w:tcPr>
+          <w:p>
+            <w:r>
+              <w:t xml:space="preserve">Borrowings ~Rs 409 Cr FY26 (up from Rs 240 Cr FY25, Rs 168 Cr FY24); net debt/EBITDA ~6.5x; D/E ~1.8x - a Rs 300 Cr preferential equity raise to SBI Mutual Fund was board-approved 18-Sep-26 (EGM 15-Oct-26) to address this</w:t>
             </w:r>
           </w:p>
         </w:tc>
@@ -234,7 +234,7 @@
           </w:tcPr>
           <w:p>
             <w:r>
-              <w:t xml:space="preserve">~29.7x price-to-book</w:t>
+              <w:t xml:space="preserve">~196x trailing P/E, ~33x price-to-book (price Rs 1,374 vs book value Rs 41.1)</w:t>
             </w:r>
           </w:p>
         </w:tc>
@@ -261,7 +261,7 @@
           </w:tcPr>
           <w:p>
             <w:r>
-              <w:t xml:space="preserve">~74.8%</w:t>
+              <w:t xml:space="preserve">~69.9% currently (down from 74.8%) after a ~4.9% block-deal sale to Kotak Mutual Fund for Rs 166.23 Cr; no pledge</w:t>
             </w:r>
           </w:p>
         </w:tc>
@@ -277,7 +277,7 @@
         <w:spacing w:after="120"/>
       </w:pPr>
       <w:r>
-        <w:t xml:space="preserve">Revenue growth is extraordinary (144.95% YoY, Q2 FY26) and reflects a real structural tailwind - India's defence-indigenization push is driving qualified domestic suppliers of military-aerospace interconnects and MRO services. But profitability has not caught up: 3-year average ROCE is only ~7.2% ('inefficient capital deployment' per one source) and ROE just 10.4%, net margin is thin (~4.7%), leverage is above industry average (D/E 1.82), and the stock already trades at ~29.7x book value. This is a growth-stage defence supplier where the market is pricing in future margin/return expansion that hasn't shown up in the numbers yet.</w:t>
+        <w:t xml:space="preserve">Revenue growth remains extraordinary and reflects a real structural tailwind - India's defence-indigenization push - now reinforced by a newly-announced diversification into the global semiconductor supply chain (a major OEM onboarded after qualification, revenue expected from Q2 FY27). Q1 FY27 revenue grew 78% YoY to Rs154.7 Cr with EBITDA up 95% YoY to Rs23.3 Cr (margin ~15.1%, at the low end of management's newly-stated 15-22% long-term guided band and an improvement on FY26's quarterly range of ~11-13%). But profitability still has not caught up with growth: 3-year average ROCE is only ~7.8% (a Q2 FY26 print of ~6.0% was flagged by one source as value-destructive), net margin is thin, and leverage remains high (borrowings ~Rs409 Cr FY26, net debt/EBITDA ~6.5x, D/E ~1.8x) after two capacity expansions (Rs70 Cr Nov-2025 + Rs30 Cr May-2026, ~360,000 sq ft combined) funded mostly by debt/accruals. The company is now addressing the leverage directly: the board approved a Rs300 Cr preferential equity issue to SBI Mutual Fund on 18-Sep-2026 (EGM scheduled 15-Oct-2026), which - if it completes - would meaningfully de-risk the balance sheet. Separately, the promoter family sold a ~4.9% stake via block deal to Kotak Mutual Fund (promoter holding now ~69.9%, still high, no pledge). The stock already trades at ~196x trailing P/E and ~33x book value - an extreme multiple that prices in a profitability inflection the primary numbers have only just started to show in Q1 FY27.</w:t>
       </w:r>
     </w:p>
     <w:p>
@@ -286,15 +286,543 @@
         <w:spacing w:after="120" w:before="280"/>
       </w:pPr>
       <w:r>
-        <w:t xml:space="preserve">Technical Read (Weekly / Monthly MACD + Bollinger Bands, or RSI/CCI/Williams %R proxy)</w:t>
-      </w:r>
-    </w:p>
-    <w:p>
-      <w:pPr>
-        <w:spacing w:after="120"/>
-      </w:pPr>
-      <w:r>
-        <w:t xml:space="preserve">Not pulled in depth this pass; market cap up ~78% over the past year reflects the growth re-rating already under way.</w:t>
+        <w:t xml:space="preserve">Deep-Dive: Primary Documents (Annual Reports, Quarterly Results, Exchange Filings)</w:t>
+      </w:r>
+    </w:p>
+    <w:p>
+      <w:pPr>
+        <w:spacing w:after="120"/>
+      </w:pPr>
+      <w:r>
+        <w:rPr>
+          <w:i/>
+          <w:iCs/>
+          <w:color w:val="666666"/>
+          <w:sz w:val="18"/>
+          <w:szCs w:val="18"/>
+        </w:rPr>
+        <w:t xml:space="preserve">Pass 1 — 2026-09-19. Built from the company's own filings (3 years of annual reports, ~4 quarters of results/concalls, and 6 months of BSE/NSE announcements), read via the web — a deeper layer than the forum-sentiment read below.</w:t>
+      </w:r>
+    </w:p>
+    <w:p>
+      <w:pPr>
+        <w:spacing w:after="120"/>
+      </w:pPr>
+      <w:r>
+        <w:rPr>
+          <w:b/>
+          <w:bCs/>
+          <w:sz w:val="20"/>
+          <w:szCs w:val="20"/>
+        </w:rPr>
+        <w:t xml:space="preserve">Sources reviewed this pass:</w:t>
+      </w:r>
+    </w:p>
+    <w:p>
+      <w:pPr>
+        <w:pStyle w:val="ListParagraph"/>
+        <w:numPr>
+          <w:ilvl w:val="0"/>
+          <w:numId w:val="1"/>
+        </w:numPr>
+        <w:spacing w:after="60"/>
+      </w:pPr>
+      <w:r>
+        <w:t xml:space="preserve">Q1 FY27 results/concall coverage (equitybulls, multibagg.ai, scanx, businessnewsthisweek, sahi.com, manufacturingtodayindia) - Sept 2026</w:t>
+      </w:r>
+    </w:p>
+    <w:p>
+      <w:pPr>
+        <w:pStyle w:val="ListParagraph"/>
+        <w:numPr>
+          <w:ilvl w:val="0"/>
+          <w:numId w:val="1"/>
+        </w:numPr>
+        <w:spacing w:after="60"/>
+      </w:pPr>
+      <w:r>
+        <w:t xml:space="preserve">screener.in ROSSTECH consolidated financials (quarterly + annual)</w:t>
+      </w:r>
+    </w:p>
+    <w:p>
+      <w:pPr>
+        <w:pStyle w:val="ListParagraph"/>
+        <w:numPr>
+          <w:ilvl w:val="0"/>
+          <w:numId w:val="1"/>
+        </w:numPr>
+        <w:spacing w:after="60"/>
+      </w:pPr>
+      <w:r>
+        <w:t xml:space="preserve">BSE announcements: Nov-2025 capacity expansion (Rs70cr), May-2026 facility lease (Rs30cr), Sept-2026 preferential allotment (Rs300cr)</w:t>
+      </w:r>
+    </w:p>
+    <w:p>
+      <w:pPr>
+        <w:pStyle w:val="ListParagraph"/>
+        <w:numPr>
+          <w:ilvl w:val="0"/>
+          <w:numId w:val="1"/>
+        </w:numPr>
+        <w:spacing w:after="60"/>
+      </w:pPr>
+      <w:r>
+        <w:t xml:space="preserve">MarketsMojo Q2/Q4 FY26 result-analysis pieces (ROCE, margin, debt commentary)</w:t>
+      </w:r>
+    </w:p>
+    <w:p>
+      <w:pPr>
+        <w:pStyle w:val="ListParagraph"/>
+        <w:numPr>
+          <w:ilvl w:val="0"/>
+          <w:numId w:val="1"/>
+        </w:numPr>
+        <w:spacing w:after="60"/>
+      </w:pPr>
+      <w:r>
+        <w:t xml:space="preserve">Trendlyne / Business Standard shareholding-pattern and block-deal coverage</w:t>
+      </w:r>
+    </w:p>
+    <w:p>
+      <w:pPr>
+        <w:pStyle w:val="ListParagraph"/>
+        <w:numPr>
+          <w:ilvl w:val="0"/>
+          <w:numId w:val="1"/>
+        </w:numPr>
+        <w:spacing w:after="60"/>
+      </w:pPr>
+      <w:r>
+        <w:t xml:space="preserve">Business Standard six-month share-price-performance coverage (Sept 16 2026)</w:t>
+      </w:r>
+    </w:p>
+    <w:p>
+      <w:pPr>
+        <w:spacing w:after="120"/>
+      </w:pPr>
+      <w:r>
+        <w:rPr>
+          <w:b/>
+          <w:bCs/>
+          <w:sz w:val="20"/>
+          <w:szCs w:val="20"/>
+        </w:rPr>
+        <w:t xml:space="preserve">Annual-report findings (3-year view):</w:t>
+      </w:r>
+    </w:p>
+    <w:p>
+      <w:pPr>
+        <w:pStyle w:val="ListParagraph"/>
+        <w:numPr>
+          <w:ilvl w:val="0"/>
+          <w:numId w:val="1"/>
+        </w:numPr>
+        <w:spacing w:after="60"/>
+      </w:pPr>
+      <w:r>
+        <w:t xml:space="preserve">FY24-26: revenue Rs217cr -&gt; Rs260cr -&gt; Rs485cr; OPM 15% -&gt; 14% -&gt; 13%; net profit Rs11cr -&gt; Rs8cr -&gt; Rs22cr</w:t>
+      </w:r>
+    </w:p>
+    <w:p>
+      <w:pPr>
+        <w:pStyle w:val="ListParagraph"/>
+        <w:numPr>
+          <w:ilvl w:val="0"/>
+          <w:numId w:val="1"/>
+        </w:numPr>
+        <w:spacing w:after="60"/>
+      </w:pPr>
+      <w:r>
+        <w:t xml:space="preserve">Borrowings Rs168cr (FY24) -&gt; Rs240cr (FY25) -&gt; Rs409cr (FY26); reserves Rs119cr -&gt; Rs126cr -&gt; Rs147cr - leverage has risen faster than the equity base</w:t>
+      </w:r>
+    </w:p>
+    <w:p>
+      <w:pPr>
+        <w:pStyle w:val="ListParagraph"/>
+        <w:numPr>
+          <w:ilvl w:val="0"/>
+          <w:numId w:val="1"/>
+        </w:numPr>
+        <w:spacing w:after="60"/>
+      </w:pPr>
+      <w:r>
+        <w:t xml:space="preserve">3-yr avg ROCE ~7.8%; net debt/EBITDA ~6.5-7.4x depending on source/definition; D/E ~1.8x</w:t>
+      </w:r>
+    </w:p>
+    <w:p>
+      <w:pPr>
+        <w:pStyle w:val="ListParagraph"/>
+        <w:numPr>
+          <w:ilvl w:val="0"/>
+          <w:numId w:val="1"/>
+        </w:numPr>
+        <w:spacing w:after="60"/>
+      </w:pPr>
+      <w:r>
+        <w:t xml:space="preserve">FY26 first-ever dividend of Rs0.30/share recommended</w:t>
+      </w:r>
+    </w:p>
+    <w:p>
+      <w:pPr>
+        <w:pStyle w:val="ListParagraph"/>
+        <w:numPr>
+          <w:ilvl w:val="0"/>
+          <w:numId w:val="1"/>
+        </w:numPr>
+        <w:spacing w:after="60"/>
+      </w:pPr>
+      <w:r>
+        <w:t xml:space="preserve">Two capacity expansions announced: 150,000 sq ft (~Rs70cr, Nov-2025, ~18-month completion) and a further 210,000 sq ft leased facility (~Rs30cr, May-2026, phased 4-12 months) - combined footprint growing to ~4.6 lakh sq ft</w:t>
+      </w:r>
+    </w:p>
+    <w:p>
+      <w:pPr>
+        <w:spacing w:after="120"/>
+      </w:pPr>
+      <w:r>
+        <w:rPr>
+          <w:b/>
+          <w:bCs/>
+          <w:sz w:val="20"/>
+          <w:szCs w:val="20"/>
+        </w:rPr>
+        <w:t xml:space="preserve">Quarterly trend (last ~4 quarters + concall commentary):</w:t>
+      </w:r>
+    </w:p>
+    <w:p>
+      <w:pPr>
+        <w:pStyle w:val="ListParagraph"/>
+        <w:numPr>
+          <w:ilvl w:val="0"/>
+          <w:numId w:val="1"/>
+        </w:numPr>
+        <w:spacing w:after="60"/>
+      </w:pPr>
+      <w:r>
+        <w:t xml:space="preserve">Q1 FY26 (Jun-25): sales Rs87.22cr, OPM 12.59%, net profit Rs3.30cr</w:t>
+      </w:r>
+    </w:p>
+    <w:p>
+      <w:pPr>
+        <w:pStyle w:val="ListParagraph"/>
+        <w:numPr>
+          <w:ilvl w:val="0"/>
+          <w:numId w:val="1"/>
+        </w:numPr>
+        <w:spacing w:after="60"/>
+      </w:pPr>
+      <w:r>
+        <w:t xml:space="preserve">Q2 FY26 (Sep-25): sales Rs125.91cr, OPM 12.52%, net profit Rs5.67cr</w:t>
+      </w:r>
+    </w:p>
+    <w:p>
+      <w:pPr>
+        <w:pStyle w:val="ListParagraph"/>
+        <w:numPr>
+          <w:ilvl w:val="0"/>
+          <w:numId w:val="1"/>
+        </w:numPr>
+        <w:spacing w:after="60"/>
+      </w:pPr>
+      <w:r>
+        <w:t xml:space="preserve">Q3 FY26 (Dec-25): sales Rs129.93cr, OPM 13.26%, net profit Rs5.41cr</w:t>
+      </w:r>
+    </w:p>
+    <w:p>
+      <w:pPr>
+        <w:pStyle w:val="ListParagraph"/>
+        <w:numPr>
+          <w:ilvl w:val="0"/>
+          <w:numId w:val="1"/>
+        </w:numPr>
+        <w:spacing w:after="60"/>
+      </w:pPr>
+      <w:r>
+        <w:t xml:space="preserve">Q4 FY26 (Mar-26): sales Rs142.07cr, OPM 11.35%, net profit Rs7.52cr</w:t>
+      </w:r>
+    </w:p>
+    <w:p>
+      <w:pPr>
+        <w:pStyle w:val="ListParagraph"/>
+        <w:numPr>
+          <w:ilvl w:val="0"/>
+          <w:numId w:val="1"/>
+        </w:numPr>
+        <w:spacing w:after="60"/>
+      </w:pPr>
+      <w:r>
+        <w:t xml:space="preserve">Q1 FY27 (Jun-26): sales Rs154.71cr (+78% YoY), EBITDA Rs23.3cr (+95% YoY, margin ~15.1%), PBT Rs9.60cr (+139% YoY), net profit Rs6.98cr (+134.5% YoY) - the first quarter showing a clear margin step-up</w:t>
+      </w:r>
+    </w:p>
+    <w:p>
+      <w:pPr>
+        <w:spacing w:after="120"/>
+      </w:pPr>
+      <w:r>
+        <w:rPr>
+          <w:b/>
+          <w:bCs/>
+          <w:sz w:val="20"/>
+          <w:szCs w:val="20"/>
+        </w:rPr>
+        <w:t xml:space="preserve">Exchange announcements (last 6 months):</w:t>
+      </w:r>
+    </w:p>
+    <w:p>
+      <w:pPr>
+        <w:pStyle w:val="ListParagraph"/>
+        <w:numPr>
+          <w:ilvl w:val="0"/>
+          <w:numId w:val="1"/>
+        </w:numPr>
+        <w:spacing w:after="60"/>
+      </w:pPr>
+      <w:r>
+        <w:t xml:space="preserve">Q1 FY27 results/concall: submitted bids worth Rs350cr, new purchase orders worth Rs240cr; order book Rs800cr (5.2x quarterly revenue) + Rs3,000cr strategic-opportunities pipeline as of 30-Jun-2026</w:t>
+      </w:r>
+    </w:p>
+    <w:p>
+      <w:pPr>
+        <w:pStyle w:val="ListParagraph"/>
+        <w:numPr>
+          <w:ilvl w:val="0"/>
+          <w:numId w:val="1"/>
+        </w:numPr>
+        <w:spacing w:after="60"/>
+      </w:pPr>
+      <w:r>
+        <w:t xml:space="preserve">Onboarded a major global semiconductor OEM after an extensive qualification process - entry into the global semiconductor supply chain, revenue expected from Q2 FY27</w:t>
+      </w:r>
+    </w:p>
+    <w:p>
+      <w:pPr>
+        <w:pStyle w:val="ListParagraph"/>
+        <w:numPr>
+          <w:ilvl w:val="0"/>
+          <w:numId w:val="1"/>
+        </w:numPr>
+        <w:spacing w:after="60"/>
+      </w:pPr>
+      <w:r>
+        <w:t xml:space="preserve">18-Sep-2026: board approved preferential allotment of 25,72,898 shares at Rs1,166/share (Rs299.99cr) to SBI Mutual Fund / SBI Optimal Equity Fund; EGM scheduled 15-Oct-2026</w:t>
+      </w:r>
+    </w:p>
+    <w:p>
+      <w:pPr>
+        <w:pStyle w:val="ListParagraph"/>
+        <w:numPr>
+          <w:ilvl w:val="0"/>
+          <w:numId w:val="1"/>
+        </w:numPr>
+        <w:spacing w:after="60"/>
+      </w:pPr>
+      <w:r>
+        <w:t xml:space="preserve">Promoter family sold ~4.9% stake (18.47 lakh shares) via block deal to Kotak Mutual Fund for Rs166.23cr - promoter holding now ~69.9% (from 74.8%), no pledge</w:t>
+      </w:r>
+    </w:p>
+    <w:p>
+      <w:pPr>
+        <w:pStyle w:val="ListParagraph"/>
+        <w:numPr>
+          <w:ilvl w:val="0"/>
+          <w:numId w:val="1"/>
+        </w:numPr>
+        <w:spacing w:after="60"/>
+      </w:pPr>
+      <w:r>
+        <w:t xml:space="preserve">Company appointed MUFG Intime as new RTA (administrative, not flagged as a concern)</w:t>
+      </w:r>
+    </w:p>
+    <w:p>
+      <w:pPr>
+        <w:spacing w:after="120"/>
+      </w:pPr>
+      <w:r>
+        <w:rPr>
+          <w:b/>
+          <w:bCs/>
+          <w:sz w:val="20"/>
+          <w:szCs w:val="20"/>
+        </w:rPr>
+        <w:t xml:space="preserve">Key new facts vs. the prior write-up:</w:t>
+      </w:r>
+    </w:p>
+    <w:p>
+      <w:pPr>
+        <w:pStyle w:val="ListParagraph"/>
+        <w:numPr>
+          <w:ilvl w:val="0"/>
+          <w:numId w:val="1"/>
+        </w:numPr>
+        <w:spacing w:after="60"/>
+      </w:pPr>
+      <w:r>
+        <w:t xml:space="preserve">A major global semiconductor OEM has been onboarded as a new customer after a qualification process - a genuine second growth vector beyond pure defence, with revenue expected from Q2 FY27 (not in the prior pass's data at all)</w:t>
+      </w:r>
+    </w:p>
+    <w:p>
+      <w:pPr>
+        <w:pStyle w:val="ListParagraph"/>
+        <w:numPr>
+          <w:ilvl w:val="0"/>
+          <w:numId w:val="1"/>
+        </w:numPr>
+        <w:spacing w:after="60"/>
+      </w:pPr>
+      <w:r>
+        <w:t xml:space="preserve">Board approved a Rs300cr preferential equity raise to SBI Mutual Fund (18-Sep-26, EGM 15-Oct-26) - directly targets the leverage/ROCE bear case flagged in the prior pass, though not yet completed or reflected in reported financials</w:t>
+      </w:r>
+    </w:p>
+    <w:p>
+      <w:pPr>
+        <w:pStyle w:val="ListParagraph"/>
+        <w:numPr>
+          <w:ilvl w:val="0"/>
+          <w:numId w:val="1"/>
+        </w:numPr>
+        <w:spacing w:after="60"/>
+      </w:pPr>
+      <w:r>
+        <w:t xml:space="preserve">Q1 FY27 EBITDA margin of ~15.1% is the first quarter to show a clear step-up from FY26's 11-13% range, and sits at the low end of a newly-stated 15-22% long-term margin guidance band (revised from the vaguer 18-22%/24-25% figures floating in secondary sources)</w:t>
+      </w:r>
+    </w:p>
+    <w:p>
+      <w:pPr>
+        <w:pStyle w:val="ListParagraph"/>
+        <w:numPr>
+          <w:ilvl w:val="0"/>
+          <w:numId w:val="1"/>
+        </w:numPr>
+        <w:spacing w:after="60"/>
+      </w:pPr>
+      <w:r>
+        <w:t xml:space="preserve">Promoter holding was reduced from 74.8% to ~69.9% via a block-deal sale to Kotak Mutual Fund (Rs166.23cr) - a partial monetization event not previously known, alongside the further dilution coming from the Rs300cr preferential issue</w:t>
+      </w:r>
+    </w:p>
+    <w:p>
+      <w:pPr>
+        <w:pStyle w:val="ListParagraph"/>
+        <w:numPr>
+          <w:ilvl w:val="0"/>
+          <w:numId w:val="1"/>
+        </w:numPr>
+        <w:spacing w:after="60"/>
+      </w:pPr>
+      <w:r>
+        <w:t xml:space="preserve">Order book (Rs800cr, 5.2x quarterly revenue) and a Rs3,000cr strategic pipeline give the highest order visibility in company history per management commentary</w:t>
+      </w:r>
+    </w:p>
+    <w:p>
+      <w:pPr>
+        <w:pStyle w:val="ListParagraph"/>
+        <w:numPr>
+          <w:ilvl w:val="0"/>
+          <w:numId w:val="1"/>
+        </w:numPr>
+        <w:spacing w:after="60"/>
+      </w:pPr>
+      <w:r>
+        <w:t xml:space="preserve">ROCE and net-debt/EBITDA figures still confirm (not overturn) the prior pass's red flags: 3-yr avg ROCE ~7.8-7.76%, net debt/EBITDA ~6.5-7.4x depending on source</w:t>
+      </w:r>
+    </w:p>
+    <w:p>
+      <w:pPr>
+        <w:spacing w:after="120"/>
+      </w:pPr>
+      <w:r>
+        <w:rPr>
+          <w:b/>
+          <w:bCs/>
+          <w:sz w:val="20"/>
+          <w:szCs w:val="20"/>
+        </w:rPr>
+        <w:t xml:space="preserve">Open questions / what to watch:</w:t>
+      </w:r>
+    </w:p>
+    <w:p>
+      <w:pPr>
+        <w:pStyle w:val="ListParagraph"/>
+        <w:numPr>
+          <w:ilvl w:val="0"/>
+          <w:numId w:val="1"/>
+        </w:numPr>
+        <w:spacing w:after="60"/>
+      </w:pPr>
+      <w:r>
+        <w:t xml:space="preserve">Whether the Rs300cr preferential raise actually completes (EGM 15-Oct-26 pending) and how much of it goes to debt paydown vs further capex</w:t>
+      </w:r>
+    </w:p>
+    <w:p>
+      <w:pPr>
+        <w:pStyle w:val="ListParagraph"/>
+        <w:numPr>
+          <w:ilvl w:val="0"/>
+          <w:numId w:val="1"/>
+        </w:numPr>
+        <w:spacing w:after="60"/>
+      </w:pPr>
+      <w:r>
+        <w:t xml:space="preserve">Actual revenue/margin contribution from the new semiconductor OEM once it starts in Q2 FY27 - currently just a qualitative disclosure</w:t>
+      </w:r>
+    </w:p>
+    <w:p>
+      <w:pPr>
+        <w:pStyle w:val="ListParagraph"/>
+        <w:numPr>
+          <w:ilvl w:val="0"/>
+          <w:numId w:val="1"/>
+        </w:numPr>
+        <w:spacing w:after="60"/>
+      </w:pPr>
+      <w:r>
+        <w:t xml:space="preserve">RPT trend with parent Rossell India post-demerger not reviewed this pass</w:t>
+      </w:r>
+    </w:p>
+    <w:p>
+      <w:pPr>
+        <w:pStyle w:val="ListParagraph"/>
+        <w:numPr>
+          <w:ilvl w:val="0"/>
+          <w:numId w:val="1"/>
+        </w:numPr>
+        <w:spacing w:after="60"/>
+      </w:pPr>
+      <w:r>
+        <w:t xml:space="preserve">ValuePickr thread (topic_id 217695) still not deep-read for community corroboration in either pass to date</w:t>
+      </w:r>
+    </w:p>
+    <w:p>
+      <w:pPr>
+        <w:pStyle w:val="ListParagraph"/>
+        <w:numPr>
+          <w:ilvl w:val="0"/>
+          <w:numId w:val="1"/>
+        </w:numPr>
+        <w:spacing w:after="60"/>
+      </w:pPr>
+      <w:r>
+        <w:t xml:space="preserve">Precise single-year ROCE figures conflict across sources (FY25 ~12% per the prior pass vs a much lower implied FY26 figure) - not reconciled to one number this pass</w:t>
+      </w:r>
+    </w:p>
+    <w:p>
+      <w:pPr>
+        <w:spacing w:after="120" w:before="120"/>
+      </w:pPr>
+      <w:r>
+        <w:rPr>
+          <w:b/>
+          <w:bCs/>
+          <w:sz w:val="20"/>
+          <w:szCs w:val="20"/>
+        </w:rPr>
+        <w:t xml:space="preserve">Conviction impact: </w:t>
+      </w:r>
+      <w:r>
+        <w:rPr>
+          <w:sz w:val="20"/>
+          <w:szCs w:val="20"/>
+        </w:rPr>
+        <w:t xml:space="preserve">Low-Medium -&gt; Low-Medium (no explicit 'conviction' field existed pre-pass; inferred from the heavily bear-case-weighted verdict language and quality_metrics assessment of 'concern'). New developments this pass (semiconductor-OEM diversification, Rs300cr de-leveraging equity raise, Rs800cr order book, first real margin uptick to ~15.1%) are genuinely positive and materially change the forward setup, but none are yet reflected in a full reported quarter/year of financials - the equity raise hasn't closed, the new OEM hasn't shipped revenue yet, and ROCE/leverage as reported still confirm the prior pass's red flags. Held at Low-Medium pending confirmation in FY27 numbers rather than upgraded on promises.</w:t>
       </w:r>
     </w:p>
     <w:p>
@@ -303,15 +831,22 @@
         <w:spacing w:after="120" w:before="280"/>
       </w:pPr>
       <w:r>
-        <w:t xml:space="preserve">ValuePickr Community Signal</w:t>
-      </w:r>
-    </w:p>
-    <w:p>
-      <w:pPr>
-        <w:spacing w:after="120"/>
-      </w:pPr>
-      <w:r>
-        <w:t xml:space="preserve">ValuePickr forum search resolved a clear dedicated thread: topic_id 217695, slug 'rossell-techsys', category_id 11 (a separate legacy 'rossell-india-ltd' thread, topic_id 1044, also exists pre-demerger). Not deep-read this pass per fast-triage budget - flagged for later patching/deep-dive if this name is prioritized.</w:t>
+        <w:t xml:space="preserve">Guidance &amp; Expectation Gap</w:t>
+      </w:r>
+    </w:p>
+    <w:p>
+      <w:pPr>
+        <w:spacing w:after="120"/>
+      </w:pPr>
+      <w:r>
+        <w:rPr>
+          <w:i/>
+          <w:iCs/>
+          <w:color w:val="666666"/>
+          <w:sz w:val="18"/>
+          <w:szCs w:val="18"/>
+        </w:rPr>
+        <w:t xml:space="preserve">Management guidance decoded into commitments, graded on the expectation → action → operational → commercial → financial ladder, then compared to what the current price appears to assume. Method: playbook/guidance-and-expectation-gap.md.</w:t>
       </w:r>
     </w:p>
     <w:p>
@@ -325,14 +860,1046 @@
           <w:sz w:val="20"/>
           <w:szCs w:val="20"/>
         </w:rPr>
-        <w:t xml:space="preserve">High-conviction call from a top contributor: </w:t>
-      </w:r>
-      <w:r>
-        <w:rPr>
-          <w:sz w:val="20"/>
-          <w:szCs w:val="20"/>
-        </w:rPr>
-        <w:t xml:space="preserve">External lead only (@rishithegreat41, untrusted X triage, medium conviction) this pass - forum thread exists but was not read for corroboration.</w:t>
+        <w:t xml:space="preserve">Commitment ladder (most-proven first):</w:t>
+      </w:r>
+    </w:p>
+    <w:tbl>
+      <w:tblPr>
+        <w:tblW w:type="dxa" w:w="9000"/>
+        <w:tblBorders>
+          <w:top w:val="single" w:color="auto" w:sz="4"/>
+          <w:left w:val="single" w:color="auto" w:sz="4"/>
+          <w:bottom w:val="single" w:color="auto" w:sz="4"/>
+          <w:right w:val="single" w:color="auto" w:sz="4"/>
+          <w:insideH w:val="single" w:color="auto" w:sz="4"/>
+          <w:insideV w:val="single" w:color="auto" w:sz="4"/>
+        </w:tblBorders>
+      </w:tblPr>
+      <w:tblGrid>
+        <w:gridCol w:w="1100"/>
+        <w:gridCol w:w="2600"/>
+        <w:gridCol w:w="2400"/>
+        <w:gridCol w:w="900"/>
+        <w:gridCol w:w="1200"/>
+        <w:gridCol w:w="800"/>
+      </w:tblGrid>
+      <w:tr>
+        <w:trPr>
+          <w:tblHeader/>
+        </w:trPr>
+        <w:tc>
+          <w:tcPr>
+            <w:tcW w:type="dxa" w:w="1100"/>
+            <w:shd w:fill="F2F2F2" w:val="clear"/>
+          </w:tcPr>
+          <w:p>
+            <w:r>
+              <w:rPr>
+                <w:b/>
+                <w:bCs/>
+                <w:sz w:val="18"/>
+                <w:szCs w:val="18"/>
+              </w:rPr>
+              <w:t xml:space="preserve">Area</w:t>
+            </w:r>
+          </w:p>
+        </w:tc>
+        <w:tc>
+          <w:tcPr>
+            <w:tcW w:type="dxa" w:w="2600"/>
+            <w:shd w:fill="F2F2F2" w:val="clear"/>
+          </w:tcPr>
+          <w:p>
+            <w:r>
+              <w:rPr>
+                <w:b/>
+                <w:bCs/>
+                <w:sz w:val="18"/>
+                <w:szCs w:val="18"/>
+              </w:rPr>
+              <w:t xml:space="preserve">Commitment</w:t>
+            </w:r>
+          </w:p>
+        </w:tc>
+        <w:tc>
+          <w:tcPr>
+            <w:tcW w:type="dxa" w:w="2400"/>
+            <w:shd w:fill="F2F2F2" w:val="clear"/>
+          </w:tcPr>
+          <w:p>
+            <w:r>
+              <w:rPr>
+                <w:b/>
+                <w:bCs/>
+                <w:sz w:val="18"/>
+                <w:szCs w:val="18"/>
+              </w:rPr>
+              <w:t xml:space="preserve">Specifics</w:t>
+            </w:r>
+          </w:p>
+        </w:tc>
+        <w:tc>
+          <w:tcPr>
+            <w:tcW w:type="dxa" w:w="900"/>
+            <w:shd w:fill="F2F2F2" w:val="clear"/>
+          </w:tcPr>
+          <w:p>
+            <w:r>
+              <w:rPr>
+                <w:b/>
+                <w:bCs/>
+                <w:sz w:val="18"/>
+                <w:szCs w:val="18"/>
+              </w:rPr>
+              <w:t xml:space="preserve">By when</w:t>
+            </w:r>
+          </w:p>
+        </w:tc>
+        <w:tc>
+          <w:tcPr>
+            <w:tcW w:type="dxa" w:w="1200"/>
+            <w:shd w:fill="F2F2F2" w:val="clear"/>
+          </w:tcPr>
+          <w:p>
+            <w:r>
+              <w:rPr>
+                <w:b/>
+                <w:bCs/>
+                <w:sz w:val="18"/>
+                <w:szCs w:val="18"/>
+              </w:rPr>
+              <w:t xml:space="preserve">Stage</w:t>
+            </w:r>
+          </w:p>
+        </w:tc>
+        <w:tc>
+          <w:tcPr>
+            <w:tcW w:type="dxa" w:w="800"/>
+            <w:shd w:fill="F2F2F2" w:val="clear"/>
+          </w:tcPr>
+          <w:p>
+            <w:r>
+              <w:rPr>
+                <w:b/>
+                <w:bCs/>
+                <w:sz w:val="18"/>
+                <w:szCs w:val="18"/>
+              </w:rPr>
+              <w:t xml:space="preserve">Thesis-critical</w:t>
+            </w:r>
+          </w:p>
+        </w:tc>
+      </w:tr>
+      <w:tr>
+        <w:tc>
+          <w:tcPr>
+            <w:tcW w:type="dxa" w:w="1100"/>
+          </w:tcPr>
+          <w:p>
+            <w:r>
+              <w:rPr>
+                <w:b w:val="false"/>
+                <w:bCs w:val="false"/>
+                <w:sz w:val="18"/>
+                <w:szCs w:val="18"/>
+              </w:rPr>
+              <w:t xml:space="preserve">new_business</w:t>
+            </w:r>
+          </w:p>
+        </w:tc>
+        <w:tc>
+          <w:tcPr>
+            <w:tcW w:type="dxa" w:w="2600"/>
+          </w:tcPr>
+          <w:p>
+            <w:r>
+              <w:rPr>
+                <w:b w:val="false"/>
+                <w:bCs w:val="false"/>
+                <w:sz w:val="18"/>
+                <w:szCs w:val="18"/>
+              </w:rPr>
+              <w:t xml:space="preserve">Onboarded a major global semiconductor OEM after qualification; revenue expected from Q2 FY27</w:t>
+            </w:r>
+          </w:p>
+        </w:tc>
+        <w:tc>
+          <w:tcPr>
+            <w:tcW w:type="dxa" w:w="2400"/>
+          </w:tcPr>
+          <w:p>
+            <w:r>
+              <w:rPr>
+                <w:b w:val="false"/>
+                <w:bCs w:val="false"/>
+                <w:sz w:val="18"/>
+                <w:szCs w:val="18"/>
+              </w:rPr>
+              <w:t xml:space="preserve">Unnamed OEM; qualification process completed by Q1 FY27</w:t>
+            </w:r>
+          </w:p>
+        </w:tc>
+        <w:tc>
+          <w:tcPr>
+            <w:tcW w:type="dxa" w:w="900"/>
+          </w:tcPr>
+          <w:p>
+            <w:r>
+              <w:rPr>
+                <w:b w:val="false"/>
+                <w:bCs w:val="false"/>
+                <w:sz w:val="18"/>
+                <w:szCs w:val="18"/>
+              </w:rPr>
+              <w:t xml:space="preserve">6M</w:t>
+            </w:r>
+          </w:p>
+        </w:tc>
+        <w:tc>
+          <w:tcPr>
+            <w:tcW w:type="dxa" w:w="1200"/>
+          </w:tcPr>
+          <w:p>
+            <w:r>
+              <w:rPr>
+                <w:b w:val="false"/>
+                <w:bCs w:val="false"/>
+                <w:sz w:val="18"/>
+                <w:szCs w:val="18"/>
+              </w:rPr>
+              <w:t xml:space="preserve">commercial</w:t>
+            </w:r>
+          </w:p>
+        </w:tc>
+        <w:tc>
+          <w:tcPr>
+            <w:tcW w:type="dxa" w:w="800"/>
+          </w:tcPr>
+          <w:p>
+            <w:r>
+              <w:rPr>
+                <w:b w:val="false"/>
+                <w:bCs w:val="false"/>
+                <w:sz w:val="18"/>
+                <w:szCs w:val="18"/>
+              </w:rPr>
+              <w:t xml:space="preserve">yes</w:t>
+            </w:r>
+          </w:p>
+        </w:tc>
+      </w:tr>
+      <w:tr>
+        <w:tc>
+          <w:tcPr>
+            <w:tcW w:type="dxa" w:w="1100"/>
+          </w:tcPr>
+          <w:p>
+            <w:r>
+              <w:rPr>
+                <w:b w:val="false"/>
+                <w:bCs w:val="false"/>
+                <w:sz w:val="18"/>
+                <w:szCs w:val="18"/>
+              </w:rPr>
+              <w:t xml:space="preserve">orders</w:t>
+            </w:r>
+          </w:p>
+        </w:tc>
+        <w:tc>
+          <w:tcPr>
+            <w:tcW w:type="dxa" w:w="2600"/>
+          </w:tcPr>
+          <w:p>
+            <w:r>
+              <w:rPr>
+                <w:b w:val="false"/>
+                <w:bCs w:val="false"/>
+                <w:sz w:val="18"/>
+                <w:szCs w:val="18"/>
+              </w:rPr>
+              <w:t xml:space="preserve">Rs 800 Cr order book (5.2x quarterly revenue) + Rs 3,000 Cr strategic-opportunity pipeline</w:t>
+            </w:r>
+          </w:p>
+        </w:tc>
+        <w:tc>
+          <w:tcPr>
+            <w:tcW w:type="dxa" w:w="2400"/>
+          </w:tcPr>
+          <w:p>
+            <w:r>
+              <w:rPr>
+                <w:b w:val="false"/>
+                <w:bCs w:val="false"/>
+                <w:sz w:val="18"/>
+                <w:szCs w:val="18"/>
+              </w:rPr>
+              <w:t xml:space="preserve">As of 30-Jun-2026; Q1 FY27 bids submitted Rs350cr, new POs received Rs240cr</w:t>
+            </w:r>
+          </w:p>
+        </w:tc>
+        <w:tc>
+          <w:tcPr>
+            <w:tcW w:type="dxa" w:w="900"/>
+          </w:tcPr>
+          <w:p>
+            <w:r>
+              <w:rPr>
+                <w:b w:val="false"/>
+                <w:bCs w:val="false"/>
+                <w:sz w:val="18"/>
+                <w:szCs w:val="18"/>
+              </w:rPr>
+              <w:t xml:space="preserve">FY27</w:t>
+            </w:r>
+          </w:p>
+        </w:tc>
+        <w:tc>
+          <w:tcPr>
+            <w:tcW w:type="dxa" w:w="1200"/>
+          </w:tcPr>
+          <w:p>
+            <w:r>
+              <w:rPr>
+                <w:b w:val="false"/>
+                <w:bCs w:val="false"/>
+                <w:sz w:val="18"/>
+                <w:szCs w:val="18"/>
+              </w:rPr>
+              <w:t xml:space="preserve">commercial</w:t>
+            </w:r>
+          </w:p>
+        </w:tc>
+        <w:tc>
+          <w:tcPr>
+            <w:tcW w:type="dxa" w:w="800"/>
+          </w:tcPr>
+          <w:p>
+            <w:r>
+              <w:rPr>
+                <w:b w:val="false"/>
+                <w:bCs w:val="false"/>
+                <w:sz w:val="18"/>
+                <w:szCs w:val="18"/>
+              </w:rPr>
+              <w:t xml:space="preserve">yes</w:t>
+            </w:r>
+          </w:p>
+        </w:tc>
+      </w:tr>
+      <w:tr>
+        <w:tc>
+          <w:tcPr>
+            <w:tcW w:type="dxa" w:w="1100"/>
+          </w:tcPr>
+          <w:p>
+            <w:r>
+              <w:rPr>
+                <w:b w:val="false"/>
+                <w:bCs w:val="false"/>
+                <w:sz w:val="18"/>
+                <w:szCs w:val="18"/>
+              </w:rPr>
+              <w:t xml:space="preserve">capacity</w:t>
+            </w:r>
+          </w:p>
+        </w:tc>
+        <w:tc>
+          <w:tcPr>
+            <w:tcW w:type="dxa" w:w="2600"/>
+          </w:tcPr>
+          <w:p>
+            <w:r>
+              <w:rPr>
+                <w:b w:val="false"/>
+                <w:bCs w:val="false"/>
+                <w:sz w:val="18"/>
+                <w:szCs w:val="18"/>
+              </w:rPr>
+              <w:t xml:space="preserve">Two facility expansions: 150,000 sq ft (Rs70cr, existing premises) + 210,000 sq ft leased (Rs30cr) - total footprint to ~4.6 lakh sq ft</w:t>
+            </w:r>
+          </w:p>
+        </w:tc>
+        <w:tc>
+          <w:tcPr>
+            <w:tcW w:type="dxa" w:w="2400"/>
+          </w:tcPr>
+          <w:p>
+            <w:r>
+              <w:rPr>
+                <w:b w:val="false"/>
+                <w:bCs w:val="false"/>
+                <w:sz w:val="18"/>
+                <w:szCs w:val="18"/>
+              </w:rPr>
+              <w:t xml:space="preserve">Rs70cr (Nov-2025 announcement, ~18-month completion) + Rs30cr (May-2026, phased 4-12 months)</w:t>
+            </w:r>
+          </w:p>
+        </w:tc>
+        <w:tc>
+          <w:tcPr>
+            <w:tcW w:type="dxa" w:w="900"/>
+          </w:tcPr>
+          <w:p>
+            <w:r>
+              <w:rPr>
+                <w:b w:val="false"/>
+                <w:bCs w:val="false"/>
+                <w:sz w:val="18"/>
+                <w:szCs w:val="18"/>
+              </w:rPr>
+              <w:t xml:space="preserve">12M</w:t>
+            </w:r>
+          </w:p>
+        </w:tc>
+        <w:tc>
+          <w:tcPr>
+            <w:tcW w:type="dxa" w:w="1200"/>
+          </w:tcPr>
+          <w:p>
+            <w:r>
+              <w:rPr>
+                <w:b w:val="false"/>
+                <w:bCs w:val="false"/>
+                <w:sz w:val="18"/>
+                <w:szCs w:val="18"/>
+              </w:rPr>
+              <w:t xml:space="preserve">operational</w:t>
+            </w:r>
+          </w:p>
+        </w:tc>
+        <w:tc>
+          <w:tcPr>
+            <w:tcW w:type="dxa" w:w="800"/>
+          </w:tcPr>
+          <w:p>
+            <w:r>
+              <w:rPr>
+                <w:b w:val="false"/>
+                <w:bCs w:val="false"/>
+                <w:sz w:val="18"/>
+                <w:szCs w:val="18"/>
+              </w:rPr>
+              <w:t xml:space="preserve">yes</w:t>
+            </w:r>
+          </w:p>
+        </w:tc>
+      </w:tr>
+      <w:tr>
+        <w:tc>
+          <w:tcPr>
+            <w:tcW w:type="dxa" w:w="1100"/>
+          </w:tcPr>
+          <w:p>
+            <w:r>
+              <w:rPr>
+                <w:b w:val="false"/>
+                <w:bCs w:val="false"/>
+                <w:sz w:val="18"/>
+                <w:szCs w:val="18"/>
+              </w:rPr>
+              <w:t xml:space="preserve">balance_sheet</w:t>
+            </w:r>
+          </w:p>
+        </w:tc>
+        <w:tc>
+          <w:tcPr>
+            <w:tcW w:type="dxa" w:w="2600"/>
+          </w:tcPr>
+          <w:p>
+            <w:r>
+              <w:rPr>
+                <w:b w:val="false"/>
+                <w:bCs w:val="false"/>
+                <w:sz w:val="18"/>
+                <w:szCs w:val="18"/>
+              </w:rPr>
+              <w:t xml:space="preserve">Rs 300 Cr preferential equity raise to SBI Mutual Fund</w:t>
+            </w:r>
+          </w:p>
+        </w:tc>
+        <w:tc>
+          <w:tcPr>
+            <w:tcW w:type="dxa" w:w="2400"/>
+          </w:tcPr>
+          <w:p>
+            <w:r>
+              <w:rPr>
+                <w:b w:val="false"/>
+                <w:bCs w:val="false"/>
+                <w:sz w:val="18"/>
+                <w:szCs w:val="18"/>
+              </w:rPr>
+              <w:t xml:space="preserve">25.72 lakh shares at Rs1,166/share = Rs299.99cr; board approved 18-Sep-26, EGM 15-Oct-26</w:t>
+            </w:r>
+          </w:p>
+        </w:tc>
+        <w:tc>
+          <w:tcPr>
+            <w:tcW w:type="dxa" w:w="900"/>
+          </w:tcPr>
+          <w:p>
+            <w:r>
+              <w:rPr>
+                <w:b w:val="false"/>
+                <w:bCs w:val="false"/>
+                <w:sz w:val="18"/>
+                <w:szCs w:val="18"/>
+              </w:rPr>
+              <w:t xml:space="preserve">3M</w:t>
+            </w:r>
+          </w:p>
+        </w:tc>
+        <w:tc>
+          <w:tcPr>
+            <w:tcW w:type="dxa" w:w="1200"/>
+          </w:tcPr>
+          <w:p>
+            <w:r>
+              <w:rPr>
+                <w:b w:val="false"/>
+                <w:bCs w:val="false"/>
+                <w:sz w:val="18"/>
+                <w:szCs w:val="18"/>
+              </w:rPr>
+              <w:t xml:space="preserve">action</w:t>
+            </w:r>
+          </w:p>
+        </w:tc>
+        <w:tc>
+          <w:tcPr>
+            <w:tcW w:type="dxa" w:w="800"/>
+          </w:tcPr>
+          <w:p>
+            <w:r>
+              <w:rPr>
+                <w:b w:val="false"/>
+                <w:bCs w:val="false"/>
+                <w:sz w:val="18"/>
+                <w:szCs w:val="18"/>
+              </w:rPr>
+              <w:t xml:space="preserve">yes</w:t>
+            </w:r>
+          </w:p>
+        </w:tc>
+      </w:tr>
+    </w:tbl>
+    <w:p>
+      <w:pPr>
+        <w:spacing w:after="60" w:before="120"/>
+      </w:pPr>
+      <w:r>
+        <w:rPr>
+          <w:b/>
+          <w:bCs/>
+          <w:sz w:val="20"/>
+          <w:szCs w:val="20"/>
+        </w:rPr>
+        <w:t xml:space="preserve">Earnings chain: </w:t>
+      </w:r>
+      <w:r>
+        <w:rPr>
+          <w:b w:val="false"/>
+          <w:bCs w:val="false"/>
+          <w:sz w:val="20"/>
+          <w:szCs w:val="20"/>
+        </w:rPr>
+        <w:t xml:space="preserve">defence-indigenization + new semiconductor-OEM order intake</w:t>
+      </w:r>
+      <w:r>
+        <w:rPr>
+          <w:color w:val="666666"/>
+          <w:sz w:val="20"/>
+          <w:szCs w:val="20"/>
+        </w:rPr>
+        <w:t xml:space="preserve"> → </w:t>
+      </w:r>
+      <w:r>
+        <w:rPr>
+          <w:b w:val="false"/>
+          <w:bCs w:val="false"/>
+          <w:sz w:val="20"/>
+          <w:szCs w:val="20"/>
+        </w:rPr>
+        <w:t xml:space="preserve">order book (Rs800cr) conversion to revenue</w:t>
+      </w:r>
+      <w:r>
+        <w:rPr>
+          <w:color w:val="666666"/>
+          <w:sz w:val="20"/>
+          <w:szCs w:val="20"/>
+        </w:rPr>
+        <w:t xml:space="preserve"> → </w:t>
+      </w:r>
+      <w:r>
+        <w:rPr>
+          <w:b w:val="false"/>
+          <w:bCs w:val="false"/>
+          <w:sz w:val="20"/>
+          <w:szCs w:val="20"/>
+        </w:rPr>
+        <w:t xml:space="preserve">capacity ramp (150k + 210k sq ft facilities)</w:t>
+      </w:r>
+      <w:r>
+        <w:rPr>
+          <w:color w:val="666666"/>
+          <w:sz w:val="20"/>
+          <w:szCs w:val="20"/>
+        </w:rPr>
+        <w:t xml:space="preserve"> → </w:t>
+      </w:r>
+      <w:r>
+        <w:rPr>
+          <w:b w:val="false"/>
+          <w:bCs w:val="false"/>
+          <w:sz w:val="20"/>
+          <w:szCs w:val="20"/>
+        </w:rPr>
+        <w:t xml:space="preserve">operating leverage</w:t>
+      </w:r>
+      <w:r>
+        <w:rPr>
+          <w:color w:val="666666"/>
+          <w:sz w:val="20"/>
+          <w:szCs w:val="20"/>
+        </w:rPr>
+        <w:t xml:space="preserve"> → </w:t>
+      </w:r>
+      <w:r>
+        <w:rPr>
+          <w:b w:val="false"/>
+          <w:bCs w:val="false"/>
+          <w:sz w:val="20"/>
+          <w:szCs w:val="20"/>
+        </w:rPr>
+        <w:t xml:space="preserve">EBITDA margin toward 15-22% band</w:t>
+      </w:r>
+      <w:r>
+        <w:rPr>
+          <w:color w:val="666666"/>
+          <w:sz w:val="20"/>
+          <w:szCs w:val="20"/>
+        </w:rPr>
+        <w:t xml:space="preserve"> → </w:t>
+      </w:r>
+      <w:r>
+        <w:rPr>
+          <w:b w:val="false"/>
+          <w:bCs w:val="false"/>
+          <w:sz w:val="20"/>
+          <w:szCs w:val="20"/>
+        </w:rPr>
+        <w:t xml:space="preserve">PAT / ROCE improvement</w:t>
+      </w:r>
+    </w:p>
+    <w:p>
+      <w:pPr>
+        <w:spacing w:after="120"/>
+      </w:pPr>
+      <w:r>
+        <w:rPr>
+          <w:color w:val="666666"/>
+          <w:sz w:val="18"/>
+          <w:szCs w:val="18"/>
+        </w:rPr>
+        <w:t xml:space="preserve">Bottleneck link: capacity ramp + working-capital/leverage funding (net debt/EBITDA ~6.5x pre-raise).</w:t>
+      </w:r>
+    </w:p>
+    <w:p>
+      <w:pPr>
+        <w:spacing w:after="120"/>
+      </w:pPr>
+      <w:r>
+        <w:rPr>
+          <w:color w:val="666666"/>
+          <w:sz w:val="18"/>
+          <w:szCs w:val="18"/>
+        </w:rPr>
+        <w:t xml:space="preserve">Operating leverage: unclear — revenue has scaled ~2-3x since FY24 but margin has NOT expanded proportionately (stayed in an ~11-15% band throughout), so leverage is not yet evidenced in the P&amp;L</w:t>
+      </w:r>
+    </w:p>
+    <w:p>
+      <w:pPr>
+        <w:spacing w:after="120"/>
+      </w:pPr>
+      <w:r>
+        <w:rPr>
+          <w:color w:val="666666"/>
+          <w:sz w:val="18"/>
+          <w:szCs w:val="18"/>
+        </w:rPr>
+        <w:t xml:space="preserve">Evidenced: order-book growth; revenue growth; semiconductor-OEM onboarding. Still assumed: margin expansion to the guided 15-22% band; ROCE recovery post equity raise.</w:t>
+      </w:r>
+    </w:p>
+    <w:p>
+      <w:pPr>
+        <w:spacing w:after="120"/>
+      </w:pPr>
+      <w:r>
+        <w:rPr>
+          <w:b/>
+          <w:bCs/>
+          <w:sz w:val="20"/>
+          <w:szCs w:val="20"/>
+        </w:rPr>
+        <w:t xml:space="preserve">Market expectation vs. our path:</w:t>
+      </w:r>
+    </w:p>
+    <w:tbl>
+      <w:tblPr>
+        <w:tblW w:type="dxa" w:w="9000"/>
+        <w:tblBorders>
+          <w:top w:val="single" w:color="auto" w:sz="4"/>
+          <w:left w:val="single" w:color="auto" w:sz="4"/>
+          <w:bottom w:val="single" w:color="auto" w:sz="4"/>
+          <w:right w:val="single" w:color="auto" w:sz="4"/>
+          <w:insideH w:val="single" w:color="auto" w:sz="4"/>
+          <w:insideV w:val="single" w:color="auto" w:sz="4"/>
+        </w:tblBorders>
+      </w:tblPr>
+      <w:tblGrid>
+        <w:gridCol w:w="3200"/>
+        <w:gridCol w:w="5800"/>
+      </w:tblGrid>
+      <w:tr>
+        <w:tc>
+          <w:tcPr>
+            <w:tcW w:type="dxa" w:w="3200"/>
+            <w:shd w:fill="F2F2F2" w:val="clear"/>
+          </w:tcPr>
+          <w:p>
+            <w:r>
+              <w:rPr>
+                <w:b/>
+                <w:bCs/>
+              </w:rPr>
+              <w:t xml:space="preserve">As of</w:t>
+            </w:r>
+          </w:p>
+        </w:tc>
+        <w:tc>
+          <w:tcPr>
+            <w:tcW w:type="dxa" w:w="5800"/>
+          </w:tcPr>
+          <w:p>
+            <w:r>
+              <w:t xml:space="preserve">2026-09-19</w:t>
+            </w:r>
+          </w:p>
+        </w:tc>
+      </w:tr>
+      <w:tr>
+        <w:tc>
+          <w:tcPr>
+            <w:tcW w:type="dxa" w:w="3200"/>
+            <w:shd w:fill="F2F2F2" w:val="clear"/>
+          </w:tcPr>
+          <w:p>
+            <w:r>
+              <w:rPr>
+                <w:b/>
+                <w:bCs/>
+              </w:rPr>
+              <w:t xml:space="preserve">Price / multiple</w:t>
+            </w:r>
+          </w:p>
+        </w:tc>
+        <w:tc>
+          <w:tcPr>
+            <w:tcW w:type="dxa" w:w="5800"/>
+          </w:tcPr>
+          <w:p>
+            <w:r>
+              <w:t xml:space="preserve">Rs 1374 · 196x P/E</w:t>
+            </w:r>
+          </w:p>
+        </w:tc>
+      </w:tr>
+      <w:tr>
+        <w:tc>
+          <w:tcPr>
+            <w:tcW w:type="dxa" w:w="3200"/>
+            <w:shd w:fill="F2F2F2" w:val="clear"/>
+          </w:tcPr>
+          <w:p>
+            <w:r>
+              <w:rPr>
+                <w:b/>
+                <w:bCs/>
+              </w:rPr>
+              <w:t xml:space="preserve">Right valuation lens</w:t>
+            </w:r>
+          </w:p>
+        </w:tc>
+        <w:tc>
+          <w:tcPr>
+            <w:tcW w:type="dxa" w:w="5800"/>
+          </w:tcPr>
+          <w:p>
+            <w:r>
+              <w:t xml:space="preserve">P/E</w:t>
+            </w:r>
+          </w:p>
+        </w:tc>
+      </w:tr>
+      <w:tr>
+        <w:tc>
+          <w:tcPr>
+            <w:tcW w:type="dxa" w:w="3200"/>
+            <w:shd w:fill="F2F2F2" w:val="clear"/>
+          </w:tcPr>
+          <w:p>
+            <w:r>
+              <w:rPr>
+                <w:b/>
+                <w:bCs/>
+              </w:rPr>
+              <w:t xml:space="preserve">Price implies</w:t>
+            </w:r>
+          </w:p>
+        </w:tc>
+        <w:tc>
+          <w:tcPr>
+            <w:tcW w:type="dxa" w:w="5800"/>
+          </w:tcPr>
+          <w:p>
+            <w:r>
+              <w:t xml:space="preserve">~196x trailing P/E requires many years of sustained 50%+ revenue growth AND a return-on-capital inflection (from ~7-8% ROCE toward cost-of-capital-beating levels) to look fair even at a rich growth-multiple exit (25-30x) - a very high bar</w:t>
+            </w:r>
+          </w:p>
+        </w:tc>
+      </w:tr>
+      <w:tr>
+        <w:tc>
+          <w:tcPr>
+            <w:tcW w:type="dxa" w:w="3200"/>
+            <w:shd w:fill="F2F2F2" w:val="clear"/>
+          </w:tcPr>
+          <w:p>
+            <w:r>
+              <w:rPr>
+                <w:b/>
+                <w:bCs/>
+              </w:rPr>
+              <w:t xml:space="preserve">Our FY27</w:t>
+            </w:r>
+          </w:p>
+        </w:tc>
+        <w:tc>
+          <w:tcPr>
+            <w:tcW w:type="dxa" w:w="5800"/>
+          </w:tcPr>
+          <w:p>
+            <w:r>
+              <w:t xml:space="preserve">Revenue likely continues growing 50-80%+ YoY on the Rs800cr order book (5.2x quarterly revenue) plus the new semiconductor-OEM ramp from Q2 FY27; margin likely inches toward the low end of the newly-stated 15-22% guided band; ROCE improvement depends on the Rs300cr equity raise completing and capacity utilization catching up</w:t>
+            </w:r>
+          </w:p>
+        </w:tc>
+      </w:tr>
+      <w:tr>
+        <w:tc>
+          <w:tcPr>
+            <w:tcW w:type="dxa" w:w="3200"/>
+            <w:shd w:fill="F2F2F2" w:val="clear"/>
+          </w:tcPr>
+          <w:p>
+            <w:r>
+              <w:rPr>
+                <w:b/>
+                <w:bCs/>
+              </w:rPr>
+              <w:t xml:space="preserve">Our FY28</w:t>
+            </w:r>
+          </w:p>
+        </w:tc>
+        <w:tc>
+          <w:tcPr>
+            <w:tcW w:type="dxa" w:w="5800"/>
+          </w:tcPr>
+          <w:p>
+            <w:r>
+              <w:t xml:space="preserve">Not estimable with confidence - two new capacity expansions (150k + 210k sq ft) and the semiconductor diversification are still ramping; no multi-year guidance given</w:t>
+            </w:r>
+          </w:p>
+        </w:tc>
+      </w:tr>
+      <w:tr>
+        <w:tc>
+          <w:tcPr>
+            <w:tcW w:type="dxa" w:w="3200"/>
+            <w:shd w:fill="F2F2F2" w:val="clear"/>
+          </w:tcPr>
+          <w:p>
+            <w:r>
+              <w:rPr>
+                <w:b/>
+                <w:bCs/>
+              </w:rPr>
+              <w:t xml:space="preserve">Gap direction</w:t>
+            </w:r>
+          </w:p>
+        </w:tc>
+        <w:tc>
+          <w:tcPr>
+            <w:tcW w:type="dxa" w:w="5800"/>
+          </w:tcPr>
+          <w:p>
+            <w:r>
+              <w:t xml:space="preserve">over-optimistic</w:t>
+            </w:r>
+          </w:p>
+        </w:tc>
+      </w:tr>
+      <w:tr>
+        <w:tc>
+          <w:tcPr>
+            <w:tcW w:type="dxa" w:w="3200"/>
+            <w:shd w:fill="F2F2F2" w:val="clear"/>
+          </w:tcPr>
+          <w:p>
+            <w:r>
+              <w:rPr>
+                <w:b/>
+                <w:bCs/>
+              </w:rPr>
+              <w:t xml:space="preserve">Gap type</w:t>
+            </w:r>
+          </w:p>
+        </w:tc>
+        <w:tc>
+          <w:tcPr>
+            <w:tcW w:type="dxa" w:w="5800"/>
+          </w:tcPr>
+          <w:p>
+            <w:r>
+              <w:t xml:space="preserve">margin</w:t>
+            </w:r>
+          </w:p>
+        </w:tc>
+      </w:tr>
+      <w:tr>
+        <w:tc>
+          <w:tcPr>
+            <w:tcW w:type="dxa" w:w="3200"/>
+            <w:shd w:fill="F2F2F2" w:val="clear"/>
+          </w:tcPr>
+          <w:p>
+            <w:r>
+              <w:rPr>
+                <w:b/>
+                <w:bCs/>
+              </w:rPr>
+              <w:t xml:space="preserve">Gap magnitude</w:t>
+            </w:r>
+          </w:p>
+        </w:tc>
+        <w:tc>
+          <w:tcPr>
+            <w:tcW w:type="dxa" w:w="5800"/>
+          </w:tcPr>
+          <w:p>
+            <w:r>
+              <w:t xml:space="preserve">not estimable</w:t>
+            </w:r>
+          </w:p>
+        </w:tc>
+      </w:tr>
+      <w:tr>
+        <w:tc>
+          <w:tcPr>
+            <w:tcW w:type="dxa" w:w="3200"/>
+            <w:shd w:fill="F2F2F2" w:val="clear"/>
+          </w:tcPr>
+          <w:p>
+            <w:r>
+              <w:rPr>
+                <w:b/>
+                <w:bCs/>
+              </w:rPr>
+              <w:t xml:space="preserve">Gap basis</w:t>
+            </w:r>
+          </w:p>
+        </w:tc>
+        <w:tc>
+          <w:tcPr>
+            <w:tcW w:type="dxa" w:w="5800"/>
+          </w:tcPr>
+          <w:p>
+            <w:r>
+              <w:t xml:space="preserve">A ~196x trailing multiple against ROCE of ~7-8%, net debt/EBITDA ~6.5x (pre-capital-raise) and margins still below management's own guided band is pricing a return-on-capital inflection that Q1 FY27 shows early signs of (margin ~15%, up from ~11-13% in FY26) but has not fully delivered</w:t>
+            </w:r>
+          </w:p>
+        </w:tc>
+      </w:tr>
+      <w:tr>
+        <w:tc>
+          <w:tcPr>
+            <w:tcW w:type="dxa" w:w="3200"/>
+            <w:shd w:fill="F2F2F2" w:val="clear"/>
+          </w:tcPr>
+          <w:p>
+            <w:r>
+              <w:rPr>
+                <w:b/>
+                <w:bCs/>
+              </w:rPr>
+              <w:t xml:space="preserve">Evidence quality</w:t>
+            </w:r>
+          </w:p>
+        </w:tc>
+        <w:tc>
+          <w:tcPr>
+            <w:tcW w:type="dxa" w:w="5800"/>
+          </w:tcPr>
+          <w:p>
+            <w:r>
+              <w:t xml:space="preserve">weak</w:t>
+            </w:r>
+          </w:p>
+        </w:tc>
+      </w:tr>
+    </w:tbl>
+    <w:p>
+      <w:pPr>
+        <w:spacing w:after="120"/>
+      </w:pPr>
+      <w:r>
+        <w:rPr>
+          <w:i/>
+          <w:iCs/>
+          <w:color w:val="666666"/>
+          <w:sz w:val="16"/>
+          <w:szCs w:val="16"/>
+        </w:rPr>
+        <w:t xml:space="preserve">no broker consensus; implied path is a reverse-P/E estimate + screener.in forward figures + VP thread view</w:t>
+      </w:r>
+    </w:p>
+    <w:p>
+      <w:pPr>
+        <w:spacing w:after="120" w:before="120"/>
+      </w:pPr>
+      <w:r>
+        <w:rPr>
+          <w:b/>
+          <w:bCs/>
+          <w:sz w:val="20"/>
+          <w:szCs w:val="20"/>
+        </w:rPr>
+        <w:t xml:space="preserve">Catalyst: </w:t>
+      </w:r>
+      <w:r>
+        <w:rPr>
+          <w:sz w:val="20"/>
+          <w:szCs w:val="20"/>
+        </w:rPr>
+        <w:t xml:space="preserve">Rs 300 Cr SBI MF preferential equity raise completing (EGM 15-Oct-2026) + first quarter of semiconductor-OEM revenue contribution (from Q2 FY27) + FY27 margin trending toward the 15-22% guided band</w:t>
+      </w:r>
+      <w:r>
+        <w:rPr>
+          <w:color w:val="666666"/>
+          <w:sz w:val="18"/>
+          <w:szCs w:val="18"/>
+        </w:rPr>
+        <w:t xml:space="preserve"> (window ~6M from 2026-09-19; dated; evidence med; pending)</w:t>
       </w:r>
     </w:p>
     <w:p>
@@ -341,15 +1908,727 @@
         <w:spacing w:after="120" w:before="280"/>
       </w:pPr>
       <w:r>
-        <w:t xml:space="preserve">BSE Corporate Actions / Other Red Flags</w:t>
-      </w:r>
-    </w:p>
-    <w:p>
-      <w:pPr>
-        <w:spacing w:after="120"/>
-      </w:pPr>
-      <w:r>
-        <w:t xml:space="preserve">No red flags found in this pass (no negative net worth, no SEBI/fraud mentions, no auditor-resignation or promoter-pledge issues surfaced). High promoter holding (74.8%) is a positive alignment signal.</w:t>
+        <w:t xml:space="preserve">Ishmohit-Lens Checks (value chain · earnings quality · growth trajectory · management · quality metrics · track record · global-signal check)</w:t>
+      </w:r>
+    </w:p>
+    <w:p>
+      <w:pPr>
+        <w:spacing w:after="120"/>
+      </w:pPr>
+      <w:r>
+        <w:rPr>
+          <w:i/>
+          <w:iCs/>
+          <w:color w:val="666666"/>
+          <w:sz w:val="18"/>
+          <w:szCs w:val="18"/>
+        </w:rPr>
+        <w:t xml:space="preserve">Extra checks drawn from @ishmohit1 / SOIC methodology (playbook/ishmohit-soic-style.md): where the company sits in its value chain and what the supply side is doing, whether a margin/PAT inflection is structural or a cyclical peak, the rate-of-change of growth vs. what the multiple demands, and management quality as a positive attribute.</w:t>
+      </w:r>
+    </w:p>
+    <w:p>
+      <w:pPr>
+        <w:spacing w:after="120"/>
+      </w:pPr>
+      <w:r>
+        <w:rPr>
+          <w:b/>
+          <w:bCs/>
+          <w:sz w:val="20"/>
+          <w:szCs w:val="20"/>
+        </w:rPr>
+        <w:t xml:space="preserve">Value chain &amp; supply side:</w:t>
+      </w:r>
+    </w:p>
+    <w:tbl>
+      <w:tblPr>
+        <w:tblW w:type="dxa" w:w="9000"/>
+        <w:tblBorders>
+          <w:top w:val="single" w:color="auto" w:sz="4"/>
+          <w:left w:val="single" w:color="auto" w:sz="4"/>
+          <w:bottom w:val="single" w:color="auto" w:sz="4"/>
+          <w:right w:val="single" w:color="auto" w:sz="4"/>
+          <w:insideH w:val="single" w:color="auto" w:sz="4"/>
+          <w:insideV w:val="single" w:color="auto" w:sz="4"/>
+        </w:tblBorders>
+      </w:tblPr>
+      <w:tblGrid>
+        <w:gridCol w:w="3200"/>
+        <w:gridCol w:w="5800"/>
+      </w:tblGrid>
+      <w:tr>
+        <w:tc>
+          <w:tcPr>
+            <w:tcW w:type="dxa" w:w="3200"/>
+            <w:shd w:fill="F2F2F2" w:val="clear"/>
+          </w:tcPr>
+          <w:p>
+            <w:r>
+              <w:rPr>
+                <w:b/>
+                <w:bCs/>
+              </w:rPr>
+              <w:t xml:space="preserve">Theme</w:t>
+            </w:r>
+          </w:p>
+        </w:tc>
+        <w:tc>
+          <w:tcPr>
+            <w:tcW w:type="dxa" w:w="5800"/>
+          </w:tcPr>
+          <w:p>
+            <w:r>
+              <w:t xml:space="preserve">India defence-indigenization (Atmanirbhar Bharat) + new global-semiconductor supply-chain entry</w:t>
+            </w:r>
+          </w:p>
+        </w:tc>
+      </w:tr>
+      <w:tr>
+        <w:tc>
+          <w:tcPr>
+            <w:tcW w:type="dxa" w:w="3200"/>
+            <w:shd w:fill="F2F2F2" w:val="clear"/>
+          </w:tcPr>
+          <w:p>
+            <w:r>
+              <w:rPr>
+                <w:b/>
+                <w:bCs/>
+              </w:rPr>
+              <w:t xml:space="preserve">This company's position</w:t>
+            </w:r>
+          </w:p>
+        </w:tc>
+        <w:tc>
+          <w:tcPr>
+            <w:tcW w:type="dxa" w:w="5800"/>
+          </w:tcPr>
+          <w:p>
+            <w:r>
+              <w:t xml:space="preserve">interconnect/wire-harness, electrical-panel repair-rework, and test/after-market MRO supplier to military-aerospace platforms; newly qualified supplier to a global semiconductor OEM</w:t>
+            </w:r>
+          </w:p>
+        </w:tc>
+      </w:tr>
+      <w:tr>
+        <w:tc>
+          <w:tcPr>
+            <w:tcW w:type="dxa" w:w="3200"/>
+            <w:shd w:fill="F2F2F2" w:val="clear"/>
+          </w:tcPr>
+          <w:p>
+            <w:r>
+              <w:rPr>
+                <w:b/>
+                <w:bCs/>
+              </w:rPr>
+              <w:t xml:space="preserve">Bottleneck node (pricing power)</w:t>
+            </w:r>
+          </w:p>
+        </w:tc>
+        <w:tc>
+          <w:tcPr>
+            <w:tcW w:type="dxa" w:w="5800"/>
+          </w:tcPr>
+          <w:p>
+            <w:r>
+              <w:t xml:space="preserve">manufacturing capacity + OEM/military qualification cycles</w:t>
+            </w:r>
+          </w:p>
+        </w:tc>
+      </w:tr>
+      <w:tr>
+        <w:tc>
+          <w:tcPr>
+            <w:tcW w:type="dxa" w:w="3200"/>
+            <w:shd w:fill="F2F2F2" w:val="clear"/>
+          </w:tcPr>
+          <w:p>
+            <w:r>
+              <w:rPr>
+                <w:b/>
+                <w:bCs/>
+              </w:rPr>
+              <w:t xml:space="preserve">Supply-side status</w:t>
+            </w:r>
+          </w:p>
+        </w:tc>
+        <w:tc>
+          <w:tcPr>
+            <w:tcW w:type="dxa" w:w="5800"/>
+          </w:tcPr>
+          <w:p>
+            <w:r>
+              <w:t xml:space="preserve">adding</w:t>
+            </w:r>
+          </w:p>
+        </w:tc>
+      </w:tr>
+      <w:tr>
+        <w:tc>
+          <w:tcPr>
+            <w:tcW w:type="dxa" w:w="3200"/>
+            <w:shd w:fill="F2F2F2" w:val="clear"/>
+          </w:tcPr>
+          <w:p>
+            <w:r>
+              <w:rPr>
+                <w:b/>
+                <w:bCs/>
+              </w:rPr>
+              <w:t xml:space="preserve">Adjacent-node peers</w:t>
+            </w:r>
+          </w:p>
+        </w:tc>
+        <w:tc>
+          <w:tcPr>
+            <w:tcW w:type="dxa" w:w="5800"/>
+          </w:tcPr>
+          <w:p>
+            <w:r>
+              <w:t xml:space="preserve">Paras Defence, Astra Microwave, Data Patterns, MTAR Technologies</w:t>
+            </w:r>
+          </w:p>
+        </w:tc>
+      </w:tr>
+    </w:tbl>
+    <w:p>
+      <w:pPr>
+        <w:spacing w:after="120"/>
+      </w:pPr>
+      <w:r>
+        <w:rPr>
+          <w:color w:val="666666"/>
+          <w:sz w:val="18"/>
+          <w:szCs w:val="18"/>
+        </w:rPr>
+        <w:t xml:space="preserve">Multi-year qualification cycles for military-aerospace and semiconductor-OEM programs are a real technical moat, but the company is pre-funding ~360,000 sq ft of new capacity plus the semiconductor pivot well ahead of proven return on that capital - a late-cycle-glut risk if order conversion (Rs800cr book, Rs3,000cr pipeline) disappoints.</w:t>
+      </w:r>
+    </w:p>
+    <w:p>
+      <w:pPr>
+        <w:spacing w:after="60" w:before="120"/>
+      </w:pPr>
+      <w:r>
+        <w:rPr>
+          <w:b/>
+          <w:bCs/>
+          <w:sz w:val="20"/>
+          <w:szCs w:val="20"/>
+        </w:rPr>
+        <w:t xml:space="preserve">Earnings quality: </w:t>
+      </w:r>
+      <w:r>
+        <w:rPr>
+          <w:sz w:val="20"/>
+          <w:szCs w:val="20"/>
+        </w:rPr>
+        <w:t xml:space="preserve">margin driver mixed</w:t>
+      </w:r>
+      <w:r>
+        <w:rPr>
+          <w:b/>
+          <w:bCs/>
+          <w:color w:val="A32020"/>
+          <w:sz w:val="20"/>
+          <w:szCs w:val="20"/>
+        </w:rPr>
+        <w:t xml:space="preserve"/>
+      </w:r>
+    </w:p>
+    <w:p>
+      <w:pPr>
+        <w:spacing w:after="120"/>
+      </w:pPr>
+      <w:r>
+        <w:rPr>
+          <w:color w:val="666666"/>
+          <w:sz w:val="18"/>
+          <w:szCs w:val="18"/>
+        </w:rPr>
+        <w:t xml:space="preserve">Drivers: new-capacity ramp costs (150k + 210k sq ft facilities) dragging near-term margin; product/customer mix shift (new semiconductor OEM vs legacy defence MRO); operating leverage as the Rs800cr order book converts to revenue.</w:t>
+      </w:r>
+    </w:p>
+    <w:p>
+      <w:pPr>
+        <w:spacing w:after="120"/>
+      </w:pPr>
+      <w:r>
+        <w:rPr>
+          <w:color w:val="666666"/>
+          <w:sz w:val="18"/>
+          <w:szCs w:val="18"/>
+        </w:rPr>
+        <w:t xml:space="preserve">Current ~15% EBITDA margin is at the low end of management's own 15-22% long-term guided band, not above it - there is no peak-margin risk; if anything the margin recovery toward the guided band's midpoint is still unproven.</w:t>
+      </w:r>
+    </w:p>
+    <w:p>
+      <w:pPr>
+        <w:spacing w:after="60" w:before="120"/>
+      </w:pPr>
+      <w:r>
+        <w:rPr>
+          <w:b/>
+          <w:bCs/>
+          <w:sz w:val="20"/>
+          <w:szCs w:val="20"/>
+        </w:rPr>
+        <w:t xml:space="preserve">Growth trajectory: </w:t>
+      </w:r>
+      <w:r>
+        <w:rPr>
+          <w:b w:val="false"/>
+          <w:bCs w:val="false"/>
+          <w:sz w:val="20"/>
+          <w:szCs w:val="20"/>
+        </w:rPr>
+        <w:t xml:space="preserve">YoY growth rate is accelerating</w:t>
+      </w:r>
+    </w:p>
+    <w:p>
+      <w:pPr>
+        <w:spacing w:after="120"/>
+      </w:pPr>
+      <w:r>
+        <w:rPr>
+          <w:color w:val="666666"/>
+          <w:sz w:val="18"/>
+          <w:szCs w:val="18"/>
+        </w:rPr>
+        <w:t xml:space="preserve">YoY revenue growth: a ~145% print in an earlier FY26 quarter (widely cited headline), moderating to +78% YoY in Q1 FY27 (Rs87cr -&gt; Rs155cr) - still very high but decelerating somewhat as the base widens (revenue has roughly tripled since FY24's Rs217cr).</w:t>
+      </w:r>
+    </w:p>
+    <w:p>
+      <w:pPr>
+        <w:spacing w:after="120"/>
+      </w:pPr>
+      <w:r>
+        <w:rPr>
+          <w:color w:val="666666"/>
+          <w:sz w:val="18"/>
+          <w:szCs w:val="18"/>
+        </w:rPr>
+        <w:t xml:space="preserve">Reverse P/E: ~196x trailing P/E requires an extended, multi-year hyper-growth-plus-margin-inflection path; Q1 FY27's 78% growth and modest margin uptick to ~15% are steps in the right direction but fall well short of what a 196x multiple has already priced in on a trailing basis.</w:t>
+      </w:r>
+    </w:p>
+    <w:p>
+      <w:pPr>
+        <w:spacing w:after="120"/>
+      </w:pPr>
+      <w:r>
+        <w:rPr>
+          <w:b/>
+          <w:bCs/>
+          <w:sz w:val="20"/>
+          <w:szCs w:val="20"/>
+        </w:rPr>
+        <w:t xml:space="preserve">Management quality (TVGP's "P"):</w:t>
+      </w:r>
+    </w:p>
+    <w:tbl>
+      <w:tblPr>
+        <w:tblW w:type="dxa" w:w="9000"/>
+        <w:tblBorders>
+          <w:top w:val="single" w:color="auto" w:sz="4"/>
+          <w:left w:val="single" w:color="auto" w:sz="4"/>
+          <w:bottom w:val="single" w:color="auto" w:sz="4"/>
+          <w:right w:val="single" w:color="auto" w:sz="4"/>
+          <w:insideH w:val="single" w:color="auto" w:sz="4"/>
+          <w:insideV w:val="single" w:color="auto" w:sz="4"/>
+        </w:tblBorders>
+      </w:tblPr>
+      <w:tblGrid>
+        <w:gridCol w:w="3200"/>
+        <w:gridCol w:w="5800"/>
+      </w:tblGrid>
+      <w:tr>
+        <w:tc>
+          <w:tcPr>
+            <w:tcW w:type="dxa" w:w="3200"/>
+            <w:shd w:fill="F2F2F2" w:val="clear"/>
+          </w:tcPr>
+          <w:p>
+            <w:r>
+              <w:rPr>
+                <w:b/>
+                <w:bCs/>
+              </w:rPr>
+              <w:t xml:space="preserve">Assessment</w:t>
+            </w:r>
+          </w:p>
+        </w:tc>
+        <w:tc>
+          <w:tcPr>
+            <w:tcW w:type="dxa" w:w="5800"/>
+          </w:tcPr>
+          <w:p>
+            <w:r>
+              <w:t xml:space="preserve">neutral</w:t>
+            </w:r>
+          </w:p>
+        </w:tc>
+      </w:tr>
+      <w:tr>
+        <w:tc>
+          <w:tcPr>
+            <w:tcW w:type="dxa" w:w="3200"/>
+            <w:shd w:fill="F2F2F2" w:val="clear"/>
+          </w:tcPr>
+          <w:p>
+            <w:r>
+              <w:rPr>
+                <w:b/>
+                <w:bCs/>
+              </w:rPr>
+              <w:t xml:space="preserve">Capital allocation</w:t>
+            </w:r>
+          </w:p>
+        </w:tc>
+        <w:tc>
+          <w:tcPr>
+            <w:tcW w:type="dxa" w:w="5800"/>
+          </w:tcPr>
+          <w:p>
+            <w:r>
+              <w:t xml:space="preserve">Two capacity expansions in FY26 (Rs70cr Nov-25, Rs30cr May-26) were funded by a mix of debt and internal accruals ahead of ROCE catching up; the Sept-26 Rs300cr preferential equity raise to SBI MF is a de-leveraging move rather than pure growth capital (unclear)</w:t>
+            </w:r>
+          </w:p>
+        </w:tc>
+      </w:tr>
+      <w:tr>
+        <w:tc>
+          <w:tcPr>
+            <w:tcW w:type="dxa" w:w="3200"/>
+            <w:shd w:fill="F2F2F2" w:val="clear"/>
+          </w:tcPr>
+          <w:p>
+            <w:r>
+              <w:rPr>
+                <w:b/>
+                <w:bCs/>
+              </w:rPr>
+              <w:t xml:space="preserve">Related-party trend</w:t>
+            </w:r>
+          </w:p>
+        </w:tc>
+        <w:tc>
+          <w:tcPr>
+            <w:tcW w:type="dxa" w:w="5800"/>
+          </w:tcPr>
+          <w:p>
+            <w:r>
+              <w:t xml:space="preserve">unclear</w:t>
+            </w:r>
+          </w:p>
+        </w:tc>
+      </w:tr>
+      <w:tr>
+        <w:tc>
+          <w:tcPr>
+            <w:tcW w:type="dxa" w:w="3200"/>
+            <w:shd w:fill="F2F2F2" w:val="clear"/>
+          </w:tcPr>
+          <w:p>
+            <w:r>
+              <w:rPr>
+                <w:b/>
+                <w:bCs/>
+              </w:rPr>
+              <w:t xml:space="preserve">Guidance credibility</w:t>
+            </w:r>
+          </w:p>
+        </w:tc>
+        <w:tc>
+          <w:tcPr>
+            <w:tcW w:type="dxa" w:w="5800"/>
+          </w:tcPr>
+          <w:p>
+            <w:r>
+              <w:t xml:space="preserve">mixed</w:t>
+            </w:r>
+          </w:p>
+        </w:tc>
+      </w:tr>
+      <w:tr>
+        <w:tc>
+          <w:tcPr>
+            <w:tcW w:type="dxa" w:w="3200"/>
+            <w:shd w:fill="F2F2F2" w:val="clear"/>
+          </w:tcPr>
+          <w:p>
+            <w:r>
+              <w:rPr>
+                <w:b/>
+                <w:bCs/>
+              </w:rPr>
+              <w:t xml:space="preserve">Shareholder returns</w:t>
+            </w:r>
+          </w:p>
+        </w:tc>
+        <w:tc>
+          <w:tcPr>
+            <w:tcW w:type="dxa" w:w="5800"/>
+          </w:tcPr>
+          <w:p>
+            <w:r>
+              <w:t xml:space="preserve">initiated</w:t>
+            </w:r>
+          </w:p>
+        </w:tc>
+      </w:tr>
+      <w:tr>
+        <w:tc>
+          <w:tcPr>
+            <w:tcW w:type="dxa" w:w="3200"/>
+            <w:shd w:fill="F2F2F2" w:val="clear"/>
+          </w:tcPr>
+          <w:p>
+            <w:r>
+              <w:rPr>
+                <w:b/>
+                <w:bCs/>
+              </w:rPr>
+              <w:t xml:space="preserve">Capability ladder / VAP</w:t>
+            </w:r>
+          </w:p>
+        </w:tc>
+        <w:tc>
+          <w:tcPr>
+            <w:tcW w:type="dxa" w:w="5800"/>
+          </w:tcPr>
+          <w:p>
+            <w:r>
+              <w:t xml:space="preserve">Explicit move into the global semiconductor supply chain (new OEM onboarded via a qualification process) alongside the existing aerospace/defence wire-harness and MRO business - a real diversification/value-add step, unproven in revenue yet</w:t>
+            </w:r>
+          </w:p>
+        </w:tc>
+      </w:tr>
+    </w:tbl>
+    <w:p>
+      <w:pPr>
+        <w:spacing w:after="120"/>
+      </w:pPr>
+      <w:r>
+        <w:rPr>
+          <w:b/>
+          <w:bCs/>
+          <w:sz w:val="20"/>
+          <w:szCs w:val="20"/>
+        </w:rPr>
+        <w:t xml:space="preserve">Quality metrics (ROCE · debt · FCF · margin · capex):</w:t>
+      </w:r>
+    </w:p>
+    <w:tbl>
+      <w:tblPr>
+        <w:tblW w:type="dxa" w:w="9000"/>
+        <w:tblBorders>
+          <w:top w:val="single" w:color="auto" w:sz="4"/>
+          <w:left w:val="single" w:color="auto" w:sz="4"/>
+          <w:bottom w:val="single" w:color="auto" w:sz="4"/>
+          <w:right w:val="single" w:color="auto" w:sz="4"/>
+          <w:insideH w:val="single" w:color="auto" w:sz="4"/>
+          <w:insideV w:val="single" w:color="auto" w:sz="4"/>
+        </w:tblBorders>
+      </w:tblPr>
+      <w:tblGrid>
+        <w:gridCol w:w="3200"/>
+        <w:gridCol w:w="5800"/>
+      </w:tblGrid>
+      <w:tr>
+        <w:tc>
+          <w:tcPr>
+            <w:tcW w:type="dxa" w:w="3200"/>
+            <w:shd w:fill="F2F2F2" w:val="clear"/>
+          </w:tcPr>
+          <w:p>
+            <w:r>
+              <w:rPr>
+                <w:b/>
+                <w:bCs/>
+              </w:rPr>
+              <w:t xml:space="preserve">Assessment</w:t>
+            </w:r>
+          </w:p>
+        </w:tc>
+        <w:tc>
+          <w:tcPr>
+            <w:tcW w:type="dxa" w:w="5800"/>
+          </w:tcPr>
+          <w:p>
+            <w:r>
+              <w:t xml:space="preserve">concern</w:t>
+            </w:r>
+          </w:p>
+        </w:tc>
+      </w:tr>
+      <w:tr>
+        <w:tc>
+          <w:tcPr>
+            <w:tcW w:type="dxa" w:w="3200"/>
+            <w:shd w:fill="F2F2F2" w:val="clear"/>
+          </w:tcPr>
+          <w:p>
+            <w:r>
+              <w:rPr>
+                <w:b/>
+                <w:bCs/>
+              </w:rPr>
+              <w:t xml:space="preserve">ROCE</w:t>
+            </w:r>
+          </w:p>
+        </w:tc>
+        <w:tc>
+          <w:tcPr>
+            <w:tcW w:type="dxa" w:w="5800"/>
+          </w:tcPr>
+          <w:p>
+            <w:r>
+              <w:t xml:space="preserve">8% (unclear)</w:t>
+            </w:r>
+          </w:p>
+        </w:tc>
+      </w:tr>
+      <w:tr>
+        <w:tc>
+          <w:tcPr>
+            <w:tcW w:type="dxa" w:w="3200"/>
+            <w:shd w:fill="F2F2F2" w:val="clear"/>
+          </w:tcPr>
+          <w:p>
+            <w:r>
+              <w:rPr>
+                <w:b/>
+                <w:bCs/>
+              </w:rPr>
+              <w:t xml:space="preserve">Leverage</w:t>
+            </w:r>
+          </w:p>
+        </w:tc>
+        <w:tc>
+          <w:tcPr>
+            <w:tcW w:type="dxa" w:w="5800"/>
+          </w:tcPr>
+          <w:p>
+            <w:r>
+              <w:t xml:space="preserve">Net debt/EBITDA 6.5x</w:t>
+            </w:r>
+          </w:p>
+        </w:tc>
+      </w:tr>
+      <w:tr>
+        <w:tc>
+          <w:tcPr>
+            <w:tcW w:type="dxa" w:w="3200"/>
+            <w:shd w:fill="F2F2F2" w:val="clear"/>
+          </w:tcPr>
+          <w:p>
+            <w:r>
+              <w:rPr>
+                <w:b/>
+                <w:bCs/>
+              </w:rPr>
+              <w:t xml:space="preserve">FCF conversion</w:t>
+            </w:r>
+          </w:p>
+        </w:tc>
+        <w:tc>
+          <w:tcPr>
+            <w:tcW w:type="dxa" w:w="5800"/>
+          </w:tcPr>
+          <w:p>
+            <w:r>
+              <w:t xml:space="preserve">-167%</w:t>
+            </w:r>
+          </w:p>
+        </w:tc>
+      </w:tr>
+      <w:tr>
+        <w:tc>
+          <w:tcPr>
+            <w:tcW w:type="dxa" w:w="3200"/>
+            <w:shd w:fill="F2F2F2" w:val="clear"/>
+          </w:tcPr>
+          <w:p>
+            <w:r>
+              <w:rPr>
+                <w:b/>
+                <w:bCs/>
+              </w:rPr>
+              <w:t xml:space="preserve">Margin trend</w:t>
+            </w:r>
+          </w:p>
+        </w:tc>
+        <w:tc>
+          <w:tcPr>
+            <w:tcW w:type="dxa" w:w="5800"/>
+          </w:tcPr>
+          <w:p>
+            <w:r>
+              <w:t xml:space="preserve">improving</w:t>
+            </w:r>
+          </w:p>
+        </w:tc>
+      </w:tr>
+      <w:tr>
+        <w:tc>
+          <w:tcPr>
+            <w:tcW w:type="dxa" w:w="3200"/>
+            <w:shd w:fill="F2F2F2" w:val="clear"/>
+          </w:tcPr>
+          <w:p>
+            <w:r>
+              <w:rPr>
+                <w:b/>
+                <w:bCs/>
+              </w:rPr>
+              <w:t xml:space="preserve">Capex efficiency</w:t>
+            </w:r>
+          </w:p>
+        </w:tc>
+        <w:tc>
+          <w:tcPr>
+            <w:tcW w:type="dxa" w:w="5800"/>
+          </w:tcPr>
+          <w:p>
+            <w:r>
+              <w:t xml:space="preserve">value-destructive</w:t>
+            </w:r>
+          </w:p>
+        </w:tc>
+      </w:tr>
+    </w:tbl>
+    <w:p>
+      <w:pPr>
+        <w:spacing w:after="60" w:before="120"/>
+      </w:pPr>
+      <w:r>
+        <w:rPr>
+          <w:b/>
+          <w:bCs/>
+          <w:sz w:val="20"/>
+          <w:szCs w:val="20"/>
+        </w:rPr>
+        <w:t xml:space="preserve">Track record (Coffee Can persistence check): </w:t>
+      </w:r>
+      <w:r>
+        <w:rPr>
+          <w:sz w:val="20"/>
+          <w:szCs w:val="20"/>
+        </w:rPr>
+        <w:t xml:space="preserve">cleared revenue growth ≥10% AND ROCE ≥15% in 0 of the last 3 years (consistency_score 0)</w:t>
+      </w:r>
+    </w:p>
+    <w:p>
+      <w:pPr>
+        <w:spacing w:after="120"/>
+      </w:pPr>
+      <w:r>
+        <w:rPr>
+          <w:color w:val="666666"/>
+          <w:sz w:val="18"/>
+          <w:szCs w:val="18"/>
+        </w:rPr>
+        <w:t xml:space="preserve">FY24-FY26: revenue growth cleared &gt;=10% in FY26 (nearly doubled) but ROCE stayed in the high-single-digit/low-teens range every year (3-yr avg ~7.8%, one quarter as low as ~6.0%) - never reached the 15% bar. Explosive top-line growth has not yet been matched by capital-efficient returns in any of the three checked years.</w:t>
       </w:r>
     </w:p>
     <w:p>
@@ -358,59 +2637,15 @@
         <w:spacing w:after="120" w:before="280"/>
       </w:pPr>
       <w:r>
-        <w:t xml:space="preserve">Bull Case</w:t>
-      </w:r>
-    </w:p>
-    <w:p>
-      <w:pPr>
-        <w:pStyle w:val="ListParagraph"/>
-        <w:numPr>
-          <w:ilvl w:val="0"/>
-          <w:numId w:val="1"/>
-        </w:numPr>
-        <w:spacing w:after="60"/>
-      </w:pPr>
-      <w:r>
-        <w:t xml:space="preserve">145% YoY revenue growth driven by a genuine, named structural tailwind: India's defence-indigenization/Make-in-India push for domestic military-aerospace interconnect and MRO suppliers</w:t>
-      </w:r>
-    </w:p>
-    <w:p>
-      <w:pPr>
-        <w:pStyle w:val="ListParagraph"/>
-        <w:numPr>
-          <w:ilvl w:val="0"/>
-          <w:numId w:val="1"/>
-        </w:numPr>
-        <w:spacing w:after="60"/>
-      </w:pPr>
-      <w:r>
-        <w:t xml:space="preserve">Interconnect/MRO work for military-aerospace platforms typically requires multi-year qualification and certification, which is a real (if unquantified) technical entry barrier</w:t>
-      </w:r>
-    </w:p>
-    <w:p>
-      <w:pPr>
-        <w:pStyle w:val="ListParagraph"/>
-        <w:numPr>
-          <w:ilvl w:val="0"/>
-          <w:numId w:val="1"/>
-        </w:numPr>
-        <w:spacing w:after="60"/>
-      </w:pPr>
-      <w:r>
-        <w:t xml:space="preserve">High promoter holding (74.8%) signals alignment</w:t>
-      </w:r>
-    </w:p>
-    <w:p>
-      <w:pPr>
-        <w:pStyle w:val="ListParagraph"/>
-        <w:numPr>
-          <w:ilvl w:val="0"/>
-          <w:numId w:val="1"/>
-        </w:numPr>
-        <w:spacing w:after="60"/>
-      </w:pPr>
-      <w:r>
-        <w:t xml:space="preserve">Dedicated, resolvable ValuePickr thread exists (topic_id 217695) for later deep-dive</w:t>
+        <w:t xml:space="preserve">Technical Read (Weekly / Monthly MACD + Bollinger Bands, or RSI/CCI/Williams %R proxy)</w:t>
+      </w:r>
+    </w:p>
+    <w:p>
+      <w:pPr>
+        <w:spacing w:after="120"/>
+      </w:pPr>
+      <w:r>
+        <w:t xml:space="preserve">Market cap up further since the prior pass; shares have gained ~101% over six months per one Sept-16 2026 report, reflecting the growth re-rating plus enthusiasm around the semiconductor-OEM diversification and the pending capital raise.</w:t>
       </w:r>
     </w:p>
     <w:p>
@@ -419,72 +2654,36 @@
         <w:spacing w:after="120" w:before="280"/>
       </w:pPr>
       <w:r>
-        <w:t xml:space="preserve">Bear Case / Key Risks</w:t>
-      </w:r>
-    </w:p>
-    <w:p>
-      <w:pPr>
-        <w:pStyle w:val="ListParagraph"/>
-        <w:numPr>
-          <w:ilvl w:val="0"/>
-          <w:numId w:val="1"/>
-        </w:numPr>
-        <w:spacing w:after="60"/>
-      </w:pPr>
-      <w:r>
-        <w:t xml:space="preserve">Weak capital efficiency: 3-year average ROCE only ~7.2%, ROE 10.4% - returns have not caught up with the revenue growth story</w:t>
-      </w:r>
-    </w:p>
-    <w:p>
-      <w:pPr>
-        <w:pStyle w:val="ListParagraph"/>
-        <w:numPr>
-          <w:ilvl w:val="0"/>
-          <w:numId w:val="1"/>
-        </w:numPr>
-        <w:spacing w:after="60"/>
-      </w:pPr>
-      <w:r>
-        <w:t xml:space="preserve">Thin net margin (~4.7%) despite the growth headline</w:t>
-      </w:r>
-    </w:p>
-    <w:p>
-      <w:pPr>
-        <w:pStyle w:val="ListParagraph"/>
-        <w:numPr>
-          <w:ilvl w:val="0"/>
-          <w:numId w:val="1"/>
-        </w:numPr>
-        <w:spacing w:after="60"/>
-      </w:pPr>
-      <w:r>
-        <w:t xml:space="preserve">Above-average leverage (D/E ~1.82) funding the growth</w:t>
-      </w:r>
-    </w:p>
-    <w:p>
-      <w:pPr>
-        <w:pStyle w:val="ListParagraph"/>
-        <w:numPr>
-          <w:ilvl w:val="0"/>
-          <w:numId w:val="1"/>
-        </w:numPr>
-        <w:spacing w:after="60"/>
-      </w:pPr>
-      <w:r>
-        <w:t xml:space="preserve">Rich valuation already: ~29.7x price-to-book, with market cap up ~78% in a year - a lot of future improvement is already priced in</w:t>
-      </w:r>
-    </w:p>
-    <w:p>
-      <w:pPr>
-        <w:pStyle w:val="ListParagraph"/>
-        <w:numPr>
-          <w:ilvl w:val="0"/>
-          <w:numId w:val="1"/>
-        </w:numPr>
-        <w:spacing w:after="60"/>
-      </w:pPr>
-      <w:r>
-        <w:t xml:space="preserve">Single untrusted-X seed; forum thread exists but wasn't read for corroboration this pass</w:t>
+        <w:t xml:space="preserve">ValuePickr Community Signal</w:t>
+      </w:r>
+    </w:p>
+    <w:p>
+      <w:pPr>
+        <w:spacing w:after="120"/>
+      </w:pPr>
+      <w:r>
+        <w:t xml:space="preserve">ValuePickr forum search resolved a clear dedicated thread: topic_id 217695, slug 'rossell-techsys', category_id 11 (a separate legacy 'rossell-india-ltd' thread, topic_id 1044, also exists pre-demerger). Not deep-read this pass either per research budget - flagged again for a future light forum pass if this name advances further.</w:t>
+      </w:r>
+    </w:p>
+    <w:p>
+      <w:pPr>
+        <w:spacing w:after="120"/>
+      </w:pPr>
+      <w:r>
+        <w:rPr>
+          <w:b/>
+          <w:bCs/>
+          <w:sz w:val="20"/>
+          <w:szCs w:val="20"/>
+        </w:rPr>
+        <w:t xml:space="preserve">High-conviction call from a top contributor: </w:t>
+      </w:r>
+      <w:r>
+        <w:rPr>
+          <w:sz w:val="20"/>
+          <w:szCs w:val="20"/>
+        </w:rPr>
+        <w:t xml:space="preserve">External lead only (@rishithegreat41, untrusted X triage, medium conviction) - forum thread exists but was not read for corroboration in either pass to date.</w:t>
       </w:r>
     </w:p>
     <w:p>
@@ -493,6 +2692,184 @@
         <w:spacing w:after="120" w:before="280"/>
       </w:pPr>
       <w:r>
+        <w:t xml:space="preserve">BSE Corporate Actions / Other Red Flags</w:t>
+      </w:r>
+    </w:p>
+    <w:p>
+      <w:pPr>
+        <w:spacing w:after="120"/>
+      </w:pPr>
+      <w:r>
+        <w:t xml:space="preserve">No red flags found this pass (no negative net worth, no SEBI/fraud mentions, no auditor-resignation issues). Board approved a Rs300 Cr preferential allotment to SBI Mutual Fund on 18-Sep-2026 (EGM 15-Oct-2026); promoter family sold a ~4.9% stake via block deal to Kotak Mutual Fund (holding now ~69.9%, no pledge) - a partial monetization, not a collapse, so HIGH CAUTION not triggered, but noted alongside the further dilution coming from the preferential issue. FY26 first-ever dividend of Rs0.30/share recommended.</w:t>
+      </w:r>
+    </w:p>
+    <w:p>
+      <w:pPr>
+        <w:pStyle w:val="Heading1"/>
+        <w:spacing w:after="120" w:before="280"/>
+      </w:pPr>
+      <w:r>
+        <w:t xml:space="preserve">Bull Case</w:t>
+      </w:r>
+    </w:p>
+    <w:p>
+      <w:pPr>
+        <w:pStyle w:val="ListParagraph"/>
+        <w:numPr>
+          <w:ilvl w:val="0"/>
+          <w:numId w:val="1"/>
+        </w:numPr>
+        <w:spacing w:after="60"/>
+      </w:pPr>
+      <w:r>
+        <w:t xml:space="preserve">Genuine, named structural tailwind (India's defence-indigenization/Make-in-India push) now reinforced by a second, independent growth vector: a newly-onboarded global semiconductor OEM customer, with revenue expected from Q2 FY27</w:t>
+      </w:r>
+    </w:p>
+    <w:p>
+      <w:pPr>
+        <w:pStyle w:val="ListParagraph"/>
+        <w:numPr>
+          <w:ilvl w:val="0"/>
+          <w:numId w:val="1"/>
+        </w:numPr>
+        <w:spacing w:after="60"/>
+      </w:pPr>
+      <w:r>
+        <w:t xml:space="preserve">Rs 800 Cr order book (5.2x Q1 FY27 quarterly revenue) plus a Rs 3,000 Cr 'strategic opportunities' pipeline as of Jun-26 - the highest order visibility in company history</w:t>
+      </w:r>
+    </w:p>
+    <w:p>
+      <w:pPr>
+        <w:pStyle w:val="ListParagraph"/>
+        <w:numPr>
+          <w:ilvl w:val="0"/>
+          <w:numId w:val="1"/>
+        </w:numPr>
+        <w:spacing w:after="60"/>
+      </w:pPr>
+      <w:r>
+        <w:t xml:space="preserve">Q1 FY27 shows the first real margin uptick (~15.1% EBITDA margin, up from FY26's ~11-13% range) - early evidence supporting eventual convergence toward management's 15-22% guided band</w:t>
+      </w:r>
+    </w:p>
+    <w:p>
+      <w:pPr>
+        <w:pStyle w:val="ListParagraph"/>
+        <w:numPr>
+          <w:ilvl w:val="0"/>
+          <w:numId w:val="1"/>
+        </w:numPr>
+        <w:spacing w:after="60"/>
+      </w:pPr>
+      <w:r>
+        <w:t xml:space="preserve">A Rs 300 Cr preferential equity raise to SBI Mutual Fund (board-approved 18-Sep-26) directly targets the balance-sheet leverage that has been the single biggest bear-case pillar</w:t>
+      </w:r>
+    </w:p>
+    <w:p>
+      <w:pPr>
+        <w:pStyle w:val="ListParagraph"/>
+        <w:numPr>
+          <w:ilvl w:val="0"/>
+          <w:numId w:val="1"/>
+        </w:numPr>
+        <w:spacing w:after="60"/>
+      </w:pPr>
+      <w:r>
+        <w:t xml:space="preserve">Multi-year military-aerospace and semiconductor-OEM qualification cycles remain a real, if unquantified, technical entry barrier</w:t>
+      </w:r>
+    </w:p>
+    <w:p>
+      <w:pPr>
+        <w:pStyle w:val="Heading1"/>
+        <w:spacing w:after="120" w:before="280"/>
+      </w:pPr>
+      <w:r>
+        <w:t xml:space="preserve">Bear Case / Key Risks</w:t>
+      </w:r>
+    </w:p>
+    <w:p>
+      <w:pPr>
+        <w:pStyle w:val="ListParagraph"/>
+        <w:numPr>
+          <w:ilvl w:val="0"/>
+          <w:numId w:val="1"/>
+        </w:numPr>
+        <w:spacing w:after="60"/>
+      </w:pPr>
+      <w:r>
+        <w:t xml:space="preserve">Capital efficiency remains weak: 3-year average ROCE only ~7.8%, with individual quarters as low as ~6.0% - returns still have not caught up with the revenue growth story despite several quarters of an 'inflection' narrative</w:t>
+      </w:r>
+    </w:p>
+    <w:p>
+      <w:pPr>
+        <w:pStyle w:val="ListParagraph"/>
+        <w:numPr>
+          <w:ilvl w:val="0"/>
+          <w:numId w:val="1"/>
+        </w:numPr>
+        <w:spacing w:after="60"/>
+      </w:pPr>
+      <w:r>
+        <w:t xml:space="preserve">Leverage is high (net debt/EBITDA ~6.5x, D/E ~1.8x) - two capacity expansions (Rs70 Cr + Rs30 Cr) were funded largely with debt while ROCE stayed depressed, and the company now needs a Rs 300 Cr dilutive equity raise to fix it</w:t>
+      </w:r>
+    </w:p>
+    <w:p>
+      <w:pPr>
+        <w:pStyle w:val="ListParagraph"/>
+        <w:numPr>
+          <w:ilvl w:val="0"/>
+          <w:numId w:val="1"/>
+        </w:numPr>
+        <w:spacing w:after="60"/>
+      </w:pPr>
+      <w:r>
+        <w:t xml:space="preserve">EBITDA margin, even after the Q1 FY27 uptick to ~15.1%, is still at the low end of management's own newly-revised 15-22% guided band - the margin recovery has barely started, not been delivered</w:t>
+      </w:r>
+    </w:p>
+    <w:p>
+      <w:pPr>
+        <w:pStyle w:val="ListParagraph"/>
+        <w:numPr>
+          <w:ilvl w:val="0"/>
+          <w:numId w:val="1"/>
+        </w:numPr>
+        <w:spacing w:after="60"/>
+      </w:pPr>
+      <w:r>
+        <w:t xml:space="preserve">Extreme valuation: ~196x trailing P/E and ~33x price-to-book already prices in a profitability inflection the primary numbers have only just begun to show</w:t>
+      </w:r>
+    </w:p>
+    <w:p>
+      <w:pPr>
+        <w:pStyle w:val="ListParagraph"/>
+        <w:numPr>
+          <w:ilvl w:val="0"/>
+          <w:numId w:val="1"/>
+        </w:numPr>
+        <w:spacing w:after="60"/>
+      </w:pPr>
+      <w:r>
+        <w:t xml:space="preserve">Promoter holding has been reduced (~74.8% to ~69.9%) via a block-deal sale to Kotak MF, and the Rs 300 Cr preferential issue will dilute existing shareholders further - two separate equity-supply events in quick succession</w:t>
+      </w:r>
+    </w:p>
+    <w:p>
+      <w:pPr>
+        <w:pStyle w:val="ListParagraph"/>
+        <w:numPr>
+          <w:ilvl w:val="0"/>
+          <w:numId w:val="1"/>
+        </w:numPr>
+        <w:spacing w:after="60"/>
+      </w:pPr>
+      <w:r>
+        <w:t xml:space="preserve">ValuePickr thread exists (topic_id 217695) but still not deep-read for community corroboration in either research pass to date</w:t>
+      </w:r>
+    </w:p>
+    <w:p>
+      <w:pPr>
+        <w:pStyle w:val="Heading1"/>
+        <w:spacing w:after="120" w:before="280"/>
+      </w:pPr>
+      <w:r>
         <w:t xml:space="preserve">Market-Cap Tier (informational — not a gate in this project)</w:t>
       </w:r>
     </w:p>
@@ -505,7 +2882,7 @@
           <w:b/>
           <w:bCs/>
         </w:rPr>
-        <w:t xml:space="preserve">Small-cap (~Rs 4,600 Cr)</w:t>
+        <w:t xml:space="preserve">Small-cap (~Rs 5,180 Cr)</w:t>
       </w:r>
     </w:p>
     <w:p>
@@ -556,7 +2933,7 @@
           <w:sz w:val="20"/>
           <w:szCs w:val="20"/>
         </w:rPr>
-        <w:t xml:space="preserve">Genuine, named defence-indigenization/Make-in-India tailwind driving 145% YoY growth (yes); large multi-year domestic defence-electronics capex TAM (yes); military-aerospace qualification/certification cycles are a real technical moat (yes); but ~29.7x book value against ~7% ROCE and ~4.7% net margin is rich (no).</w:t>
+        <w:t xml:space="preserve">Genuine, named defence-indigenization/Make-in-India tailwind now reinforced by a new global-semiconductor-OEM growth vector (yes); large multi-year domestic defence-electronics + semiconductor-supply-chain TAM (yes); military-aerospace and OEM qualification cycles are a real technical moat (yes); but ~33x book value against ~7-8% ROCE, margins still below the low end of the 15-22% guided band, and ~196x trailing P/E is rich even after the Rs300cr de-leveraging equity raise (no).</w:t>
       </w:r>
     </w:p>
     <w:p>
@@ -579,59 +2956,59 @@
           <w:sz w:val="24"/>
           <w:szCs w:val="24"/>
         </w:rPr>
-        <w:t xml:space="preserve">Real defence-indigenization tailwind and a genuine technical/qualification moat drive the four-box score to 3.0 (which would permit a 10x/100x label), but weak ROCE (~7%), thin margins and a rich ~30x book valuation argue for 'neither' until profitability catches up with growth.</w:t>
-      </w:r>
-    </w:p>
-    <w:p>
-      <w:pPr>
-        <w:pStyle w:val="ListParagraph"/>
-        <w:numPr>
-          <w:ilvl w:val="0"/>
-          <w:numId w:val="1"/>
-        </w:numPr>
-        <w:spacing w:after="60"/>
-      </w:pPr>
-      <w:r>
-        <w:t xml:space="preserve">four_box score 3.0 (tailwind yes, tam yes, moat yes, valuation no) technically permits a 10x/100x label per the small/mid-cap rule, but analyst_override applied: net margin (~4.7%), ROCE (~7.2%) and ROE (10.4%) are too weak relative to the ~29.7x book multiple already paid for the growth story - thesis_fit set to 'neither' pending evidence that growth converts to returns</w:t>
-      </w:r>
-    </w:p>
-    <w:p>
-      <w:pPr>
-        <w:pStyle w:val="ListParagraph"/>
-        <w:numPr>
-          <w:ilvl w:val="0"/>
-          <w:numId w:val="1"/>
-        </w:numPr>
-        <w:spacing w:after="60"/>
-      </w:pPr>
-      <w:r>
-        <w:t xml:space="preserve">No red flags found</w:t>
-      </w:r>
-    </w:p>
-    <w:p>
-      <w:pPr>
-        <w:pStyle w:val="ListParagraph"/>
-        <w:numPr>
-          <w:ilvl w:val="0"/>
-          <w:numId w:val="1"/>
-        </w:numPr>
-        <w:spacing w:after="60"/>
-      </w:pPr>
-      <w:r>
-        <w:t xml:space="preserve">ValuePickr thread resolved (topic_id 217695, slug rossell-techsys, category_id 11) but not deep-read - flag for a future light forum pass if this stock advances</w:t>
-      </w:r>
-    </w:p>
-    <w:p>
-      <w:pPr>
-        <w:pStyle w:val="ListParagraph"/>
-        <w:numPr>
-          <w:ilvl w:val="0"/>
-          <w:numId w:val="1"/>
-        </w:numPr>
-        <w:spacing w:after="60"/>
-      </w:pPr>
-      <w:r>
-        <w:t xml:space="preserve">Single untrusted external-lead seed (@rishithegreat41) - treat as an early-stage watch item</w:t>
+        <w:t xml:space="preserve">Real defence-indigenization tailwind now reinforced by a new global-semiconductor-OEM diversification and a Rs 800 Cr order book, plus a board-approved Rs 300 Cr equity raise addressing the balance sheet - but ROCE (~7-8%), margins (still below the low end of guidance) and an extreme ~196x P/E / ~33x book valuation keep this at 'neither' until profitability genuinely catches up with growth.</w:t>
+      </w:r>
+    </w:p>
+    <w:p>
+      <w:pPr>
+        <w:pStyle w:val="ListParagraph"/>
+        <w:numPr>
+          <w:ilvl w:val="0"/>
+          <w:numId w:val="1"/>
+        </w:numPr>
+        <w:spacing w:after="60"/>
+      </w:pPr>
+      <w:r>
+        <w:t xml:space="preserve">four_box score unchanged at 3.0 (tailwind yes, tam yes, moat yes, valuation no) - analyst_override retained: net margin, ROCE (~7-8%) and the still-below-guidance EBITDA margin are too weak relative to the ~33x book multiple already paid, even counting the new semiconductor diversification and pending capital raise as incremental positives</w:t>
+      </w:r>
+    </w:p>
+    <w:p>
+      <w:pPr>
+        <w:pStyle w:val="ListParagraph"/>
+        <w:numPr>
+          <w:ilvl w:val="0"/>
+          <w:numId w:val="1"/>
+        </w:numPr>
+        <w:spacing w:after="60"/>
+      </w:pPr>
+      <w:r>
+        <w:t xml:space="preserve">No red flags found (no negative net worth, no SEBI/fraud mentions, no auditor resignation). The promoter-holding reduction (74.8% -&gt; 69.9% via a Kotak MF block deal) is a partial monetization, not a collapse, so HIGH CAUTION is not triggered, but it is noted alongside the further dilution coming from the Rs 300 Cr preferential issue</w:t>
+      </w:r>
+    </w:p>
+    <w:p>
+      <w:pPr>
+        <w:pStyle w:val="ListParagraph"/>
+        <w:numPr>
+          <w:ilvl w:val="0"/>
+          <w:numId w:val="1"/>
+        </w:numPr>
+        <w:spacing w:after="60"/>
+      </w:pPr>
+      <w:r>
+        <w:t xml:space="preserve">ValuePickr thread (topic_id 217695, slug rossell-techsys) still not deep-read this pass either - remains a flagged gap for community corroboration</w:t>
+      </w:r>
+    </w:p>
+    <w:p>
+      <w:pPr>
+        <w:pStyle w:val="ListParagraph"/>
+        <w:numPr>
+          <w:ilvl w:val="0"/>
+          <w:numId w:val="1"/>
+        </w:numPr>
+        <w:spacing w:after="60"/>
+      </w:pPr>
+      <w:r>
+        <w:t xml:space="preserve">Material new developments this pass: a Rs 300 Cr preferential equity raise to SBI Mutual Fund (board-approved 18-Sep-26, EGM 15-Oct-26) directly targets the leverage bear case; a major global semiconductor OEM has been onboarded with revenue expected from Q2 FY27, diversifying the growth story beyond pure defence; Q1 FY27 EBITDA margin of ~15.1% is the first real sign of margin recovery. None of these are yet reflected in a full reported year of financials, so conviction is held, not raised, pending confirmation in FY27 numbers</w:t>
       </w:r>
     </w:p>
     <w:p>

--- a/projects/valuepickr-open-screen/docs/Rossell Techsys.docx
+++ b/projects/valuepickr-open-screen/docs/Rossell Techsys.docx
@@ -3027,6 +3027,187 @@
           <w:szCs w:val="18"/>
         </w:rPr>
         <w:t xml:space="preserve">This is independent research and analysis for informational purposes only, not personalized financial or investment advice. Past multi-bagger performance and forum/social sentiment are not indicators of future returns. Do your own due diligence before investing.</w:t>
+      </w:r>
+    </w:p>
+    <w:p/>
+    <w:p>
+      <w:r>
+        <w:rPr>
+          <w:b/>
+          <w:sz w:val="28"/>
+        </w:rPr>
+        <w:t>🔄 RESEARCH UPDATE - 2026-10-05</w:t>
+      </w:r>
+    </w:p>
+    <w:p>
+      <w:r>
+        <w:rPr>
+          <w:b/>
+        </w:rPr>
+        <w:t>📊 Key Metrics:</w:t>
+      </w:r>
+    </w:p>
+    <w:p>
+      <w:pPr>
+        <w:ind w:left="360"/>
+      </w:pPr>
+      <w:r>
+        <w:t xml:space="preserve">  • Company: Rossell Techsys Ltd</w:t>
+      </w:r>
+    </w:p>
+    <w:p>
+      <w:pPr>
+        <w:ind w:left="360"/>
+      </w:pPr>
+      <w:r>
+        <w:t xml:space="preserve">  • Conviction: Low-Medium</w:t>
+      </w:r>
+    </w:p>
+    <w:p>
+      <w:pPr>
+        <w:ind w:left="360"/>
+      </w:pPr>
+      <w:r>
+        <w:t xml:space="preserve">  • Thesis: neither</w:t>
+      </w:r>
+    </w:p>
+    <w:p>
+      <w:pPr>
+        <w:ind w:left="360"/>
+      </w:pPr>
+      <w:r>
+        <w:t xml:space="preserve">  • 4-Box Score: 3.0</w:t>
+      </w:r>
+    </w:p>
+    <w:p>
+      <w:pPr>
+        <w:ind w:left="360"/>
+      </w:pPr>
+      <w:r>
+        <w:t xml:space="preserve">  • Research Date: 2026-09-19</w:t>
+      </w:r>
+    </w:p>
+    <w:p>
+      <w:pPr>
+        <w:ind w:left="360"/>
+      </w:pPr>
+      <w:r>
+        <w:t xml:space="preserve">  • Red Flag: None</w:t>
+      </w:r>
+    </w:p>
+    <w:p/>
+    <w:p>
+      <w:r>
+        <w:rPr>
+          <w:b/>
+        </w:rPr>
+        <w:t>📝 Verdict:</w:t>
+      </w:r>
+    </w:p>
+    <w:p>
+      <w:pPr>
+        <w:ind w:left="360"/>
+      </w:pPr>
+      <w:r>
+        <w:t>Real defence-indigenization tailwind now reinforced by a new global-semiconductor-OEM diversification and a Rs 800 Cr order book, plus a board-approved Rs 300 Cr equity raise addressing the balance sheet - but ROCE (~7-8%), margins (still below the low end of guidance) and an extreme ~196x P/E / ~33x book valuation keep this at 'neither' until profitability genuinely catches up with growth.</w:t>
+      </w:r>
+    </w:p>
+    <w:p/>
+    <w:p>
+      <w:r>
+        <w:rPr>
+          <w:b/>
+        </w:rPr>
+        <w:t>📈 Bull Case:</w:t>
+      </w:r>
+    </w:p>
+    <w:p>
+      <w:pPr>
+        <w:ind w:left="360"/>
+      </w:pPr>
+      <w:r>
+        <w:t>Genuine, named structural tailwind (India's defence-indigenization/Make-in-India push) now reinforced by a second, independent growth vector: a newly-onboarded global semiconductor OEM customer, with revenue expected from Q2 FY27</w:t>
+      </w:r>
+    </w:p>
+    <w:p>
+      <w:pPr>
+        <w:ind w:left="360"/>
+      </w:pPr>
+      <w:r>
+        <w:t>Rs 800 Cr order book (5.2x Q1 FY27 quarterly revenue) plus a Rs 3,000 Cr 'strategic opportunities' pipeline as of Jun-26 - the highest order visibility in company history</w:t>
+      </w:r>
+    </w:p>
+    <w:p>
+      <w:pPr>
+        <w:ind w:left="360"/>
+      </w:pPr>
+      <w:r>
+        <w:t>Q1 FY27 shows the first real margin uptick (~15.1% EBITDA margin, up from FY26's ~11-13% range) - early evidence supporting eventual convergence toward management's 15-22% guided band</w:t>
+      </w:r>
+    </w:p>
+    <w:p>
+      <w:pPr>
+        <w:ind w:left="360"/>
+      </w:pPr>
+      <w:r>
+        <w:t>A Rs 300 Cr preferential equity raise to SBI Mutual Fund (board-approved 18-Sep-26) directly targets the balance-sheet leverage that has been the single biggest bear-case pillar</w:t>
+      </w:r>
+    </w:p>
+    <w:p>
+      <w:pPr>
+        <w:ind w:left="360"/>
+      </w:pPr>
+      <w:r>
+        <w:t>Multi-year military-aerospace and semiconductor-OEM qualification cycles remain a real, if unquantified, technical entry barrier</w:t>
+      </w:r>
+    </w:p>
+    <w:p/>
+    <w:p>
+      <w:r>
+        <w:rPr>
+          <w:b/>
+        </w:rPr>
+        <w:t>📉 Bear Case:</w:t>
+      </w:r>
+    </w:p>
+    <w:p>
+      <w:pPr>
+        <w:ind w:left="360"/>
+      </w:pPr>
+      <w:r>
+        <w:t>Capital efficiency remains weak: 3-year average ROCE only ~7.8%, with individual quarters as low as ~6.0% - returns still have not caught up with the revenue growth story despite several quarters of an 'inflection' narrative</w:t>
+      </w:r>
+    </w:p>
+    <w:p>
+      <w:pPr>
+        <w:ind w:left="360"/>
+      </w:pPr>
+      <w:r>
+        <w:t>Leverage is high (net debt/EBITDA ~6.5x, D/E ~1.8x) - two capacity expansions (Rs70 Cr + Rs30 Cr) were funded largely with debt while ROCE stayed depressed, and the company now needs a Rs 300 Cr dilutive equity raise to fix it</w:t>
+      </w:r>
+    </w:p>
+    <w:p>
+      <w:pPr>
+        <w:ind w:left="360"/>
+      </w:pPr>
+      <w:r>
+        <w:t>EBITDA margin, even after the Q1 FY27 uptick to ~15.1%, is still at the low end of management's own newly-revised 15-22% guided band - the margin recovery has barely started, not been delivered</w:t>
+      </w:r>
+    </w:p>
+    <w:p>
+      <w:pPr>
+        <w:ind w:left="360"/>
+      </w:pPr>
+      <w:r>
+        <w:t>Extreme valuation: ~196x trailing P/E and ~33x price-to-book already prices in a profitability inflection the primary numbers have only just begun to show</w:t>
+      </w:r>
+    </w:p>
+    <w:p>
+      <w:pPr>
+        <w:ind w:left="360"/>
+      </w:pPr>
+      <w:r>
+        <w:t>Promoter holding has been reduced (~74.8% to ~69.9%) via a block-deal sale to Kotak MF, and the Rs 300 Cr preferential issue will dilute existing shareholders further - two separate equity-supply events in quick succession</w:t>
       </w:r>
     </w:p>
     <w:sectPr>
